--- a/backend/src/main/resources/templates/temple.docx
+++ b/backend/src/main/resources/templates/temple.docx
@@ -8,17 +8,35 @@
         <w:pStyle w:val="13"/>
         <w:spacing w:after="0"/>
         <w:rPr>
-          <w:rFonts w:hint="eastAsia" w:ascii="Times New Roman" w:hAnsi="Times New Roman"/>
+          <w:rFonts w:hint="eastAsia" w:ascii="Times New Roman" w:hAnsi="Times New Roman" w:eastAsia="宋体"/>
           <w:b w:val="0"/>
+          <w:sz w:val="24"/>
+          <w:szCs w:val="24"/>
+          <w:u w:val="single"/>
+          <w:lang w:val="en-SG" w:eastAsia="zh-CN"/>
+        </w:rPr>
+      </w:pPr>
+      <w:bookmarkStart w:id="0" w:name="_Hlk54686584"/>
+      <w:r>
+        <w:rPr>
+          <w:rFonts w:ascii="Times New Roman" w:hAnsi="Times New Roman"/>
           <w:sz w:val="24"/>
           <w:szCs w:val="24"/>
           <w:u w:val="single"/>
           <w:lang w:val="en-SG"/>
         </w:rPr>
-      </w:pPr>
-      <w:bookmarkStart w:id="0" w:name="_Hlk54686584"/>
-      <w:bookmarkStart w:id="5" w:name="_GoBack"/>
-      <w:bookmarkEnd w:id="5"/>
+        <w:t xml:space="preserve">DATED THE DAY OF </w:t>
+      </w:r>
+      <w:r>
+        <w:rPr>
+          <w:rFonts w:hint="eastAsia" w:ascii="Times New Roman" w:hAnsi="Times New Roman"/>
+          <w:sz w:val="24"/>
+          <w:szCs w:val="24"/>
+          <w:u w:val="single"/>
+          <w:lang w:val="en-SG" w:eastAsia="zh-CN"/>
+        </w:rPr>
+        <w:t>{{</w:t>
+      </w:r>
       <w:r>
         <w:rPr>
           <w:rFonts w:ascii="Times New Roman" w:hAnsi="Times New Roman"/>
@@ -27,7 +45,7 @@
           <w:u w:val="single"/>
           <w:lang w:val="en-SG"/>
         </w:rPr>
-        <w:t>DATED THE DAY OF {{contractDate}}</w:t>
+        <w:t>contractDate</w:t>
       </w:r>
       <w:r>
         <w:rPr>
@@ -35,8 +53,9 @@
           <w:sz w:val="24"/>
           <w:szCs w:val="24"/>
           <w:u w:val="single"/>
-          <w:lang w:val="en-SG"/>
-        </w:rPr>
+          <w:lang w:val="en-SG" w:eastAsia="zh-CN"/>
+        </w:rPr>
+        <w:t>}}</w:t>
       </w:r>
     </w:p>
     <w:p>
@@ -44,12 +63,32 @@
         <w:pStyle w:val="13"/>
         <w:spacing w:after="0"/>
         <w:rPr>
+          <w:rFonts w:hint="eastAsia" w:ascii="Times New Roman" w:hAnsi="Times New Roman" w:eastAsia="宋体"/>
+          <w:sz w:val="24"/>
+          <w:szCs w:val="24"/>
+          <w:u w:val="single"/>
+          <w:lang w:eastAsia="zh-CN"/>
+        </w:rPr>
+      </w:pPr>
+      <w:r>
+        <w:rPr>
           <w:rFonts w:ascii="Times New Roman" w:hAnsi="Times New Roman"/>
           <w:sz w:val="24"/>
           <w:szCs w:val="24"/>
           <w:u w:val="single"/>
         </w:rPr>
-      </w:pPr>
+        <w:t>日期：</w:t>
+      </w:r>
+      <w:r>
+        <w:rPr>
+          <w:rFonts w:hint="eastAsia" w:ascii="Times New Roman" w:hAnsi="Times New Roman"/>
+          <w:sz w:val="24"/>
+          <w:szCs w:val="24"/>
+          <w:u w:val="single"/>
+          <w:lang w:eastAsia="zh-CN"/>
+        </w:rPr>
+        <w:t>{{</w:t>
+      </w:r>
       <w:r>
         <w:rPr>
           <w:rFonts w:ascii="Times New Roman" w:hAnsi="Times New Roman"/>
@@ -57,7 +96,7 @@
           <w:szCs w:val="24"/>
           <w:u w:val="single"/>
         </w:rPr>
-        <w:t>日期：{{contractDateCn}}</w:t>
+        <w:t>contractDateCn</w:t>
       </w:r>
       <w:r>
         <w:rPr>
@@ -65,23 +104,9 @@
           <w:sz w:val="24"/>
           <w:szCs w:val="24"/>
           <w:u w:val="single"/>
-        </w:rPr>
-      </w:r>
-      <w:r>
-        <w:rPr>
-          <w:rFonts w:ascii="Times New Roman" w:hAnsi="Times New Roman"/>
-          <w:sz w:val="24"/>
-          <w:szCs w:val="24"/>
-          <w:u w:val="single"/>
-        </w:rPr>
-      </w:r>
-      <w:r>
-        <w:rPr>
-          <w:rFonts w:hint="eastAsia" w:ascii="Times New Roman" w:hAnsi="Times New Roman"/>
-          <w:sz w:val="24"/>
-          <w:szCs w:val="24"/>
-          <w:u w:val="single"/>
-        </w:rPr>
+          <w:lang w:eastAsia="zh-CN"/>
+        </w:rPr>
+        <w:t>}}</w:t>
       </w:r>
     </w:p>
     <w:p/>
@@ -148,49 +173,91 @@
       </w:pPr>
       <w:r>
         <w:rPr>
-          <w:rFonts w:ascii="Verdana" w:hAnsi="Verdana"/>
+          <w:rFonts w:hint="eastAsia" w:ascii="Verdana" w:hAnsi="Verdana"/>
           <w:bCs/>
           <w:color w:val="000000"/>
           <w:sz w:val="20"/>
-        </w:rPr>
-        <w:t xml:space="preserve">{{buyerName}} </w:t>
-      </w:r>
-      <w:r>
-        <w:rPr>
-          <w:rFonts w:ascii="Verdana" w:hAnsi="Verdana" w:eastAsia="等线"/>
-          <w:bCs/>
-          <w:sz w:val="24"/>
-          <w:szCs w:val="24"/>
-          <w:lang w:val="en-SG"/>
-        </w:rPr>
-      </w:r>
-    </w:p>
-    <w:p>
-      <w:pPr>
-        <w:jc w:val="center"/>
-        <w:rPr>
-          <w:rFonts w:hint="eastAsia" w:eastAsia="等线"/>
-          <w:b/>
-          <w:sz w:val="24"/>
-          <w:szCs w:val="24"/>
-          <w:lang w:val="en-SG"/>
-        </w:rPr>
-      </w:pPr>
-      <w:r>
-        <w:rPr>
-          <w:rFonts w:ascii="Verdana" w:hAnsi="Verdana"/>
+          <w:lang w:eastAsia="zh-CN"/>
+        </w:rPr>
+        <w:t>{{</w:t>
+      </w:r>
+      <w:r>
+        <w:rPr>
+          <w:rFonts w:hint="eastAsia" w:ascii="Verdana" w:hAnsi="Verdana"/>
           <w:bCs/>
           <w:color w:val="000000"/>
           <w:sz w:val="20"/>
         </w:rPr>
-        <w:t>{{buyerNameCn}}</w:t>
-      </w:r>
-      <w:r>
-        <w:rPr>
-          <w:b/>
-          <w:sz w:val="24"/>
-          <w:szCs w:val="24"/>
-        </w:rPr>
+        <w:t>consigneeCompany</w:t>
+      </w:r>
+      <w:r>
+        <w:rPr>
+          <w:rFonts w:hint="eastAsia" w:ascii="Verdana" w:hAnsi="Verdana"/>
+          <w:bCs/>
+          <w:color w:val="000000"/>
+          <w:sz w:val="20"/>
+          <w:lang w:eastAsia="zh-CN"/>
+        </w:rPr>
+        <w:t>}}</w:t>
+      </w:r>
+      <w:r>
+        <w:rPr>
+          <w:rFonts w:ascii="Verdana" w:hAnsi="Verdana"/>
+          <w:bCs/>
+          <w:color w:val="000000"/>
+          <w:sz w:val="20"/>
+        </w:rPr>
+        <w:t xml:space="preserve"> </w:t>
+      </w:r>
+    </w:p>
+    <w:p>
+      <w:pPr>
+        <w:jc w:val="center"/>
+        <w:rPr>
+          <w:rFonts w:hint="eastAsia" w:eastAsia="宋体"/>
+          <w:b/>
+          <w:sz w:val="24"/>
+          <w:szCs w:val="24"/>
+          <w:lang w:val="en-SG" w:eastAsia="zh-CN"/>
+        </w:rPr>
+      </w:pPr>
+      <w:r>
+        <w:rPr>
+          <w:rFonts w:hint="eastAsia" w:ascii="Verdana" w:hAnsi="Verdana"/>
+          <w:bCs/>
+          <w:color w:val="000000"/>
+          <w:sz w:val="20"/>
+          <w:lang w:eastAsia="zh-CN"/>
+        </w:rPr>
+        <w:t>{{</w:t>
+      </w:r>
+      <w:r>
+        <w:rPr>
+          <w:rFonts w:hint="eastAsia" w:ascii="Verdana" w:hAnsi="Verdana"/>
+          <w:bCs/>
+          <w:color w:val="000000"/>
+          <w:sz w:val="20"/>
+        </w:rPr>
+        <w:t>consigneeCompany</w:t>
+      </w:r>
+      <w:r>
+        <w:rPr>
+          <w:rFonts w:ascii="Verdana" w:hAnsi="Verdana"/>
+          <w:bCs/>
+          <w:color w:val="000000"/>
+          <w:sz w:val="20"/>
+        </w:rPr>
+        <w:t>Cn</w:t>
+      </w:r>
+      <w:r>
+        <w:rPr>
+          <w:rFonts w:hint="eastAsia" w:ascii="Verdana" w:hAnsi="Verdana"/>
+          <w:bCs/>
+          <w:color w:val="000000"/>
+          <w:sz w:val="20"/>
+          <w:lang w:eastAsia="zh-CN"/>
+        </w:rPr>
+        <w:t>}}</w:t>
       </w:r>
     </w:p>
     <w:p>
@@ -262,60 +329,6 @@
           <w:lang w:val="en-SG"/>
         </w:rPr>
       </w:pPr>
-    </w:p>
-    <w:p>
-      <w:pPr>
-        <w:tabs>
-          <w:tab w:val="center" w:pos="4512"/>
-        </w:tabs>
-        <w:suppressAutoHyphens/>
-        <w:ind w:firstLine="2600" w:firstLineChars="1300"/>
-        <w:rPr>
-          <w:rFonts w:ascii="Verdana" w:hAnsi="Verdana" w:cs="宋体"/>
-          <w:kern w:val="0"/>
-          <w:sz w:val="20"/>
-        </w:rPr>
-      </w:pPr>
-      <w:r>
-        <w:rPr>
-          <w:rFonts w:ascii="Verdana" w:hAnsi="Verdana" w:cs="宋体"/>
-          <w:kern w:val="0"/>
-          <w:sz w:val="20"/>
-        </w:rPr>
-        <w:t>{{sellerName}}</w:t>
-      </w:r>
-    </w:p>
-    <w:p>
-      <w:pPr>
-        <w:tabs>
-          <w:tab w:val="center" w:pos="4512"/>
-        </w:tabs>
-        <w:suppressAutoHyphens/>
-        <w:ind w:firstLine="2600" w:firstLineChars="1300"/>
-        <w:rPr>
-          <w:b/>
-          <w:sz w:val="24"/>
-          <w:szCs w:val="24"/>
-          <w:lang w:val="en-SG"/>
-        </w:rPr>
-      </w:pPr>
-      <w:r>
-        <w:rPr>
-          <w:rFonts w:ascii="Verdana" w:hAnsi="Verdana" w:cs="宋体"/>
-          <w:kern w:val="0"/>
-          <w:sz w:val="20"/>
-        </w:rPr>
-        <w:t>{{sellerNameCn}}</w:t>
-      </w:r>
-      <w:r>
-        <w:rPr>
-          <w:rFonts w:hint="eastAsia" w:eastAsia="等线"/>
-          <w:b/>
-          <w:sz w:val="24"/>
-          <w:szCs w:val="24"/>
-          <w:lang w:val="en-SG"/>
-        </w:rPr>
-      </w:r>
     </w:p>
     <w:p>
       <w:pPr>
@@ -325,12 +338,38 @@
         <w:suppressAutoHyphens/>
         <w:jc w:val="center"/>
         <w:rPr>
-          <w:b/>
-          <w:sz w:val="24"/>
-          <w:szCs w:val="24"/>
-          <w:lang w:val="en-SG"/>
-        </w:rPr>
-      </w:pPr>
+          <w:rFonts w:hint="eastAsia" w:ascii="Verdana" w:hAnsi="Verdana" w:eastAsia="宋体" w:cs="宋体"/>
+          <w:kern w:val="0"/>
+          <w:sz w:val="20"/>
+          <w:lang w:eastAsia="zh-CN"/>
+        </w:rPr>
+      </w:pPr>
+      <w:r>
+        <w:rPr>
+          <w:rFonts w:hint="eastAsia" w:ascii="Verdana" w:hAnsi="Verdana" w:cs="宋体"/>
+          <w:kern w:val="0"/>
+          <w:sz w:val="20"/>
+          <w:lang w:eastAsia="zh-CN"/>
+        </w:rPr>
+        <w:t>{{</w:t>
+      </w:r>
+      <w:r>
+        <w:rPr>
+          <w:rFonts w:hint="eastAsia" w:ascii="Verdana" w:hAnsi="Verdana" w:cs="宋体"/>
+          <w:kern w:val="0"/>
+          <w:sz w:val="20"/>
+        </w:rPr>
+        <w:t>shipperCompany</w:t>
+      </w:r>
+      <w:r>
+        <w:rPr>
+          <w:rFonts w:hint="eastAsia" w:ascii="Verdana" w:hAnsi="Verdana" w:cs="宋体"/>
+          <w:kern w:val="0"/>
+          <w:sz w:val="20"/>
+          <w:lang w:eastAsia="zh-CN"/>
+        </w:rPr>
+        <w:t>}}</w:t>
+      </w:r>
     </w:p>
     <w:p>
       <w:pPr>
@@ -340,58 +379,47 @@
         <w:suppressAutoHyphens/>
         <w:jc w:val="center"/>
         <w:rPr>
-          <w:sz w:val="24"/>
-          <w:szCs w:val="24"/>
-          <w:lang w:val="en-SG"/>
-        </w:rPr>
-      </w:pPr>
-      <w:r>
-        <w:rPr>
-          <w:sz w:val="24"/>
-          <w:szCs w:val="24"/>
-          <w:lang w:val="en-SG"/>
-        </w:rPr>
-        <w:t>_________________________________________________________</w:t>
-      </w:r>
-    </w:p>
-    <w:p>
-      <w:pPr>
-        <w:pStyle w:val="13"/>
-        <w:spacing w:before="156" w:beforeLines="50" w:after="156" w:afterLines="50" w:line="240" w:lineRule="auto"/>
-        <w:ind w:left="0" w:firstLine="0"/>
-        <w:rPr>
-          <w:rFonts w:ascii="Times New Roman" w:hAnsi="Times New Roman"/>
-          <w:sz w:val="28"/>
-          <w:szCs w:val="28"/>
-        </w:rPr>
-      </w:pPr>
-      <w:r>
-        <w:rPr>
-          <w:rFonts w:ascii="Times New Roman" w:hAnsi="Times New Roman"/>
-          <w:sz w:val="28"/>
-          <w:szCs w:val="28"/>
-        </w:rPr>
-        <w:t>SALES CONTRACT</w:t>
-      </w:r>
-    </w:p>
-    <w:p>
-      <w:pPr>
-        <w:pStyle w:val="13"/>
-        <w:spacing w:before="156" w:beforeLines="50" w:after="156" w:afterLines="50" w:line="240" w:lineRule="auto"/>
-        <w:ind w:left="0" w:firstLine="0"/>
-        <w:rPr>
-          <w:rFonts w:hint="eastAsia" w:ascii="Times New Roman" w:hAnsi="Times New Roman"/>
-          <w:sz w:val="28"/>
-          <w:szCs w:val="28"/>
-        </w:rPr>
-      </w:pPr>
-      <w:r>
-        <w:rPr>
-          <w:rFonts w:hint="eastAsia" w:ascii="Times New Roman" w:hAnsi="Times New Roman"/>
-          <w:sz w:val="28"/>
-          <w:szCs w:val="28"/>
-        </w:rPr>
-        <w:t>销售合同</w:t>
+          <w:rFonts w:hint="eastAsia" w:eastAsia="宋体"/>
+          <w:b/>
+          <w:sz w:val="24"/>
+          <w:szCs w:val="24"/>
+          <w:lang w:val="en-SG" w:eastAsia="zh-CN"/>
+        </w:rPr>
+      </w:pPr>
+      <w:r>
+        <w:rPr>
+          <w:rFonts w:hint="eastAsia" w:ascii="Verdana" w:hAnsi="Verdana" w:cs="宋体"/>
+          <w:kern w:val="0"/>
+          <w:sz w:val="20"/>
+          <w:lang w:eastAsia="zh-CN"/>
+        </w:rPr>
+        <w:t>{{</w:t>
+      </w:r>
+      <w:r>
+        <w:rPr>
+          <w:rFonts w:hint="eastAsia" w:ascii="Verdana" w:hAnsi="Verdana" w:cs="宋体"/>
+          <w:kern w:val="0"/>
+          <w:sz w:val="20"/>
+        </w:rPr>
+        <w:t>shipperCompany</w:t>
+      </w:r>
+      <w:r>
+        <w:rPr>
+          <w:rFonts w:hint="eastAsia" w:ascii="Verdana" w:hAnsi="Verdana" w:cs="宋体"/>
+          <w:kern w:val="0"/>
+          <w:sz w:val="20"/>
+          <w:lang w:val="en-US" w:eastAsia="zh-CN"/>
+        </w:rPr>
+        <w:t>CN</w:t>
+      </w:r>
+      <w:r>
+        <w:rPr>
+          <w:rFonts w:hint="eastAsia" w:ascii="Verdana" w:hAnsi="Verdana" w:cs="宋体"/>
+          <w:kern w:val="0"/>
+          <w:sz w:val="20"/>
+          <w:lang w:eastAsia="zh-CN"/>
+        </w:rPr>
+        <w:t>}}</w:t>
       </w:r>
     </w:p>
     <w:p>
@@ -402,246 +430,10 @@
         <w:suppressAutoHyphens/>
         <w:jc w:val="center"/>
         <w:rPr>
-          <w:rFonts w:hint="eastAsia"/>
+          <w:b/>
           <w:sz w:val="24"/>
           <w:szCs w:val="24"/>
           <w:lang w:val="en-SG"/>
-        </w:rPr>
-      </w:pPr>
-      <w:r>
-        <w:rPr>
-          <w:sz w:val="24"/>
-          <w:szCs w:val="24"/>
-          <w:lang w:val="en-SG"/>
-        </w:rPr>
-        <w:t>_________________________________________________________</w:t>
-      </w:r>
-    </w:p>
-    <w:p>
-      <w:pPr>
-        <w:jc w:val="center"/>
-        <w:rPr>
-          <w:b/>
-          <w:sz w:val="30"/>
-          <w:szCs w:val="30"/>
-        </w:rPr>
-      </w:pPr>
-      <w:r>
-        <w:rPr>
-          <w:rFonts w:hint="eastAsia"/>
-          <w:b/>
-          <w:sz w:val="30"/>
-          <w:szCs w:val="30"/>
-        </w:rPr>
-        <w:t xml:space="preserve"> </w:t>
-      </w:r>
-      <w:r>
-        <w:rPr>
-          <w:b/>
-          <w:sz w:val="30"/>
-          <w:szCs w:val="30"/>
-        </w:rPr>
-        <w:t xml:space="preserve">   </w:t>
-      </w:r>
-    </w:p>
-    <w:p>
-      <w:pPr>
-        <w:rPr>
-          <w:lang w:val="en-SG"/>
-        </w:rPr>
-      </w:pPr>
-    </w:p>
-    <w:p>
-      <w:pPr>
-        <w:rPr>
-          <w:lang w:val="en-SG"/>
-        </w:rPr>
-      </w:pPr>
-    </w:p>
-    <w:p>
-      <w:pPr>
-        <w:rPr>
-          <w:lang w:val="en-SG"/>
-        </w:rPr>
-      </w:pPr>
-    </w:p>
-    <w:p>
-      <w:pPr>
-        <w:rPr>
-          <w:lang w:val="en-SG"/>
-        </w:rPr>
-      </w:pPr>
-    </w:p>
-    <w:p>
-      <w:pPr>
-        <w:rPr>
-          <w:lang w:val="en-SG"/>
-        </w:rPr>
-      </w:pPr>
-    </w:p>
-    <w:p>
-      <w:pPr>
-        <w:rPr>
-          <w:lang w:val="en-SG"/>
-        </w:rPr>
-      </w:pPr>
-    </w:p>
-    <w:p>
-      <w:pPr>
-        <w:rPr>
-          <w:lang w:val="en-SG"/>
-        </w:rPr>
-      </w:pPr>
-    </w:p>
-    <w:p>
-      <w:pPr>
-        <w:rPr>
-          <w:lang w:val="en-SG"/>
-        </w:rPr>
-      </w:pPr>
-    </w:p>
-    <w:p>
-      <w:pPr>
-        <w:rPr>
-          <w:lang w:val="en-SG"/>
-        </w:rPr>
-      </w:pPr>
-    </w:p>
-    <w:p>
-      <w:pPr>
-        <w:rPr>
-          <w:lang w:val="en-SG"/>
-        </w:rPr>
-      </w:pPr>
-    </w:p>
-    <w:p>
-      <w:pPr>
-        <w:rPr>
-          <w:lang w:val="en-SG"/>
-        </w:rPr>
-      </w:pPr>
-    </w:p>
-    <w:p>
-      <w:pPr>
-        <w:rPr>
-          <w:lang w:val="en-SG"/>
-        </w:rPr>
-      </w:pPr>
-    </w:p>
-    <w:p>
-      <w:pPr>
-        <w:rPr>
-          <w:rFonts w:hint="eastAsia"/>
-          <w:lang w:val="en-SG"/>
-        </w:rPr>
-      </w:pPr>
-    </w:p>
-    <w:p>
-      <w:pPr>
-        <w:rPr>
-          <w:rFonts w:hint="eastAsia"/>
-          <w:lang w:val="en-SG"/>
-        </w:rPr>
-      </w:pPr>
-    </w:p>
-    <w:p>
-      <w:pPr>
-        <w:rPr>
-          <w:rFonts w:hint="eastAsia"/>
-          <w:lang w:val="en-SG"/>
-        </w:rPr>
-      </w:pPr>
-    </w:p>
-    <w:p>
-      <w:pPr>
-        <w:rPr>
-          <w:lang w:val="en-SG"/>
-        </w:rPr>
-      </w:pPr>
-    </w:p>
-    <w:bookmarkEnd w:id="0"/>
-    <w:p>
-      <w:pPr>
-        <w:rPr>
-          <w:b/>
-          <w:sz w:val="24"/>
-          <w:szCs w:val="24"/>
-        </w:rPr>
-      </w:pPr>
-      <w:r>
-        <w:rPr>
-          <w:b/>
-          <w:sz w:val="24"/>
-          <w:szCs w:val="24"/>
-        </w:rPr>
-        <w:t>Buyer 购买方:  {{buyerName}}</w:t>
-      </w:r>
-      <w:r>
-        <w:rPr>
-          <w:rFonts w:hint="eastAsia"/>
-          <w:b/>
-          <w:sz w:val="24"/>
-          <w:szCs w:val="24"/>
-        </w:rPr>
-      </w:r>
-      <w:r>
-        <w:rPr>
-          <w:b/>
-          <w:sz w:val="24"/>
-          <w:szCs w:val="24"/>
-        </w:rPr>
-      </w:r>
-      <w:r>
-        <w:rPr>
-          <w:sz w:val="28"/>
-          <w:szCs w:val="28"/>
-        </w:rPr>
-      </w:r>
-      <w:r>
-        <w:rPr>
-          <w:rFonts w:ascii="Verdana" w:hAnsi="Verdana"/>
-          <w:bCs/>
-          <w:color w:val="000000"/>
-          <w:sz w:val="20"/>
-        </w:rPr>
-      </w:r>
-    </w:p>
-    <w:p>
-      <w:pPr>
-        <w:adjustRightInd w:val="0"/>
-        <w:spacing w:before="156" w:beforeLines="50" w:after="156" w:afterLines="50"/>
-        <w:rPr>
-          <w:b/>
-          <w:sz w:val="24"/>
-          <w:szCs w:val="24"/>
-        </w:rPr>
-      </w:pPr>
-      <w:r>
-        <w:rPr>
-          <w:rFonts w:hint="eastAsia"/>
-          <w:b/>
-          <w:sz w:val="24"/>
-          <w:szCs w:val="24"/>
-        </w:rPr>
-        <w:t xml:space="preserve"> </w:t>
-      </w:r>
-      <w:r>
-        <w:rPr>
-          <w:b/>
-          <w:sz w:val="24"/>
-          <w:szCs w:val="24"/>
-        </w:rPr>
-        <w:t xml:space="preserve">           (Hereinafter referred to as “Party A”) (以下简称“甲方”)</w:t>
-      </w:r>
-    </w:p>
-    <w:p>
-      <w:pPr>
-        <w:adjustRightInd w:val="0"/>
-        <w:spacing w:before="156" w:beforeLines="50" w:after="156" w:afterLines="50"/>
-        <w:rPr>
-          <w:b/>
-          <w:sz w:val="24"/>
-          <w:szCs w:val="24"/>
         </w:rPr>
       </w:pPr>
     </w:p>
@@ -651,9 +443,8 @@
           <w:tab w:val="center" w:pos="4512"/>
         </w:tabs>
         <w:suppressAutoHyphens/>
-        <w:rPr>
-          <w:rFonts w:hint="eastAsia"/>
-          <w:b/>
+        <w:jc w:val="center"/>
+        <w:rPr>
           <w:sz w:val="24"/>
           <w:szCs w:val="24"/>
           <w:lang w:val="en-SG"/>
@@ -661,33 +452,355 @@
       </w:pPr>
       <w:r>
         <w:rPr>
-          <w:b/>
-          <w:sz w:val="24"/>
-          <w:szCs w:val="24"/>
-        </w:rPr>
-        <w:t>Seller 销售方:   {{sellerName}}</w:t>
-      </w:r>
-      <w:r>
-        <w:rPr>
-          <w:rFonts w:hint="eastAsia"/>
-          <w:b/>
-          <w:sz w:val="24"/>
-          <w:szCs w:val="24"/>
-        </w:rPr>
-      </w:r>
-      <w:r>
-        <w:rPr>
-          <w:b/>
-          <w:sz w:val="24"/>
-          <w:szCs w:val="24"/>
-        </w:rPr>
-      </w:r>
-      <w:r>
-        <w:rPr>
-          <w:rFonts w:ascii="Verdana" w:hAnsi="Verdana" w:cs="宋体"/>
+          <w:sz w:val="24"/>
+          <w:szCs w:val="24"/>
+          <w:lang w:val="en-SG"/>
+        </w:rPr>
+        <w:t>_________________________________________________________</w:t>
+      </w:r>
+    </w:p>
+    <w:p>
+      <w:pPr>
+        <w:pStyle w:val="13"/>
+        <w:spacing w:before="156" w:beforeLines="50" w:after="156" w:afterLines="50" w:line="240" w:lineRule="auto"/>
+        <w:ind w:left="0" w:firstLine="0"/>
+        <w:rPr>
+          <w:rFonts w:ascii="Times New Roman" w:hAnsi="Times New Roman"/>
+          <w:sz w:val="28"/>
+          <w:szCs w:val="28"/>
+        </w:rPr>
+      </w:pPr>
+      <w:r>
+        <w:rPr>
+          <w:rFonts w:ascii="Times New Roman" w:hAnsi="Times New Roman"/>
+          <w:sz w:val="28"/>
+          <w:szCs w:val="28"/>
+        </w:rPr>
+        <w:t>SALES CONTRACT</w:t>
+      </w:r>
+    </w:p>
+    <w:p>
+      <w:pPr>
+        <w:pStyle w:val="13"/>
+        <w:spacing w:before="156" w:beforeLines="50" w:after="156" w:afterLines="50" w:line="240" w:lineRule="auto"/>
+        <w:ind w:left="0" w:firstLine="0"/>
+        <w:rPr>
+          <w:rFonts w:hint="eastAsia" w:ascii="Times New Roman" w:hAnsi="Times New Roman"/>
+          <w:sz w:val="28"/>
+          <w:szCs w:val="28"/>
+        </w:rPr>
+      </w:pPr>
+      <w:r>
+        <w:rPr>
+          <w:rFonts w:hint="eastAsia" w:ascii="Times New Roman" w:hAnsi="Times New Roman"/>
+          <w:sz w:val="28"/>
+          <w:szCs w:val="28"/>
+        </w:rPr>
+        <w:t>销售合同</w:t>
+      </w:r>
+    </w:p>
+    <w:p>
+      <w:pPr>
+        <w:tabs>
+          <w:tab w:val="center" w:pos="4512"/>
+        </w:tabs>
+        <w:suppressAutoHyphens/>
+        <w:jc w:val="center"/>
+        <w:rPr>
+          <w:rFonts w:hint="eastAsia"/>
+          <w:sz w:val="24"/>
+          <w:szCs w:val="24"/>
+          <w:lang w:val="en-SG"/>
+        </w:rPr>
+      </w:pPr>
+      <w:r>
+        <w:rPr>
+          <w:sz w:val="24"/>
+          <w:szCs w:val="24"/>
+          <w:lang w:val="en-SG"/>
+        </w:rPr>
+        <w:t>_________________________________________________________</w:t>
+      </w:r>
+    </w:p>
+    <w:p>
+      <w:pPr>
+        <w:jc w:val="center"/>
+        <w:rPr>
+          <w:b/>
+          <w:sz w:val="30"/>
+          <w:szCs w:val="30"/>
+        </w:rPr>
+      </w:pPr>
+      <w:r>
+        <w:rPr>
+          <w:rFonts w:hint="eastAsia"/>
+          <w:b/>
+          <w:sz w:val="30"/>
+          <w:szCs w:val="30"/>
+        </w:rPr>
+        <w:t xml:space="preserve"> </w:t>
+      </w:r>
+      <w:r>
+        <w:rPr>
+          <w:b/>
+          <w:sz w:val="30"/>
+          <w:szCs w:val="30"/>
+        </w:rPr>
+        <w:t xml:space="preserve">   </w:t>
+      </w:r>
+    </w:p>
+    <w:p>
+      <w:pPr>
+        <w:rPr>
+          <w:lang w:val="en-SG"/>
+        </w:rPr>
+      </w:pPr>
+    </w:p>
+    <w:p>
+      <w:pPr>
+        <w:rPr>
+          <w:lang w:val="en-SG"/>
+        </w:rPr>
+      </w:pPr>
+    </w:p>
+    <w:p>
+      <w:pPr>
+        <w:rPr>
+          <w:lang w:val="en-SG"/>
+        </w:rPr>
+      </w:pPr>
+    </w:p>
+    <w:p>
+      <w:pPr>
+        <w:rPr>
+          <w:lang w:val="en-SG"/>
+        </w:rPr>
+      </w:pPr>
+    </w:p>
+    <w:p>
+      <w:pPr>
+        <w:rPr>
+          <w:lang w:val="en-SG"/>
+        </w:rPr>
+      </w:pPr>
+    </w:p>
+    <w:p>
+      <w:pPr>
+        <w:rPr>
+          <w:lang w:val="en-SG"/>
+        </w:rPr>
+      </w:pPr>
+    </w:p>
+    <w:p>
+      <w:pPr>
+        <w:rPr>
+          <w:lang w:val="en-SG"/>
+        </w:rPr>
+      </w:pPr>
+    </w:p>
+    <w:p>
+      <w:pPr>
+        <w:rPr>
+          <w:lang w:val="en-SG"/>
+        </w:rPr>
+      </w:pPr>
+    </w:p>
+    <w:p>
+      <w:pPr>
+        <w:rPr>
+          <w:lang w:val="en-SG"/>
+        </w:rPr>
+      </w:pPr>
+    </w:p>
+    <w:p>
+      <w:pPr>
+        <w:rPr>
+          <w:lang w:val="en-SG"/>
+        </w:rPr>
+      </w:pPr>
+    </w:p>
+    <w:p>
+      <w:pPr>
+        <w:rPr>
+          <w:lang w:val="en-SG"/>
+        </w:rPr>
+      </w:pPr>
+    </w:p>
+    <w:p>
+      <w:pPr>
+        <w:rPr>
+          <w:lang w:val="en-SG"/>
+        </w:rPr>
+      </w:pPr>
+    </w:p>
+    <w:p>
+      <w:pPr>
+        <w:rPr>
+          <w:rFonts w:hint="eastAsia"/>
+          <w:lang w:val="en-SG"/>
+        </w:rPr>
+      </w:pPr>
+    </w:p>
+    <w:p>
+      <w:pPr>
+        <w:rPr>
+          <w:rFonts w:hint="eastAsia"/>
+          <w:lang w:val="en-SG"/>
+        </w:rPr>
+      </w:pPr>
+    </w:p>
+    <w:p>
+      <w:pPr>
+        <w:rPr>
+          <w:rFonts w:hint="eastAsia"/>
+          <w:lang w:val="en-SG"/>
+        </w:rPr>
+      </w:pPr>
+    </w:p>
+    <w:p>
+      <w:pPr>
+        <w:rPr>
+          <w:lang w:val="en-SG"/>
+        </w:rPr>
+      </w:pPr>
+    </w:p>
+    <w:bookmarkEnd w:id="0"/>
+    <w:p>
+      <w:pPr>
+        <w:rPr>
+          <w:rFonts w:hint="eastAsia" w:eastAsia="宋体"/>
+          <w:b/>
+          <w:sz w:val="24"/>
+          <w:szCs w:val="24"/>
+          <w:lang w:eastAsia="zh-CN"/>
+        </w:rPr>
+      </w:pPr>
+      <w:r>
+        <w:rPr>
+          <w:b/>
+          <w:sz w:val="24"/>
+          <w:szCs w:val="24"/>
+        </w:rPr>
+        <w:t xml:space="preserve">Buyer 购买方:  </w:t>
+      </w:r>
+      <w:r>
+        <w:rPr>
+          <w:rFonts w:hint="eastAsia"/>
+          <w:b/>
+          <w:sz w:val="24"/>
+          <w:szCs w:val="24"/>
+          <w:lang w:eastAsia="zh-CN"/>
+        </w:rPr>
+        <w:t>{{</w:t>
+      </w:r>
+      <w:r>
+        <w:rPr>
+          <w:rFonts w:hint="eastAsia" w:ascii="Verdana" w:hAnsi="Verdana"/>
+          <w:bCs/>
+          <w:color w:val="000000"/>
+          <w:sz w:val="20"/>
+        </w:rPr>
+        <w:t>consigneeCompany</w:t>
+      </w:r>
+      <w:r>
+        <w:rPr>
+          <w:rFonts w:hint="eastAsia"/>
+          <w:b/>
+          <w:sz w:val="24"/>
+          <w:szCs w:val="24"/>
+          <w:lang w:eastAsia="zh-CN"/>
+        </w:rPr>
+        <w:t>}}</w:t>
+      </w:r>
+    </w:p>
+    <w:p>
+      <w:pPr>
+        <w:adjustRightInd w:val="0"/>
+        <w:spacing w:before="156" w:beforeLines="50" w:after="156" w:afterLines="50"/>
+        <w:rPr>
+          <w:b/>
+          <w:sz w:val="24"/>
+          <w:szCs w:val="24"/>
+        </w:rPr>
+      </w:pPr>
+      <w:r>
+        <w:rPr>
+          <w:rFonts w:hint="eastAsia"/>
+          <w:b/>
+          <w:sz w:val="24"/>
+          <w:szCs w:val="24"/>
+        </w:rPr>
+        <w:t xml:space="preserve"> </w:t>
+      </w:r>
+      <w:r>
+        <w:rPr>
+          <w:b/>
+          <w:sz w:val="24"/>
+          <w:szCs w:val="24"/>
+        </w:rPr>
+        <w:t xml:space="preserve">           (Hereinafter referred to as “Party A”) (以下简称“甲方”)</w:t>
+      </w:r>
+    </w:p>
+    <w:p>
+      <w:pPr>
+        <w:adjustRightInd w:val="0"/>
+        <w:spacing w:before="156" w:beforeLines="50" w:after="156" w:afterLines="50"/>
+        <w:rPr>
+          <w:b/>
+          <w:sz w:val="24"/>
+          <w:szCs w:val="24"/>
+        </w:rPr>
+      </w:pPr>
+    </w:p>
+    <w:p>
+      <w:pPr>
+        <w:tabs>
+          <w:tab w:val="center" w:pos="4512"/>
+        </w:tabs>
+        <w:suppressAutoHyphens/>
+        <w:rPr>
+          <w:rFonts w:hint="eastAsia" w:eastAsia="宋体"/>
+          <w:b/>
+          <w:sz w:val="24"/>
+          <w:szCs w:val="24"/>
+          <w:lang w:val="en-SG" w:eastAsia="zh-CN"/>
+        </w:rPr>
+      </w:pPr>
+      <w:r>
+        <w:rPr>
+          <w:b/>
+          <w:sz w:val="24"/>
+          <w:szCs w:val="24"/>
+        </w:rPr>
+        <w:t xml:space="preserve">Seller 销售方:   </w:t>
+      </w:r>
+      <w:r>
+        <w:rPr>
+          <w:rFonts w:hint="eastAsia"/>
+          <w:b/>
+          <w:sz w:val="24"/>
+          <w:szCs w:val="24"/>
+          <w:lang w:eastAsia="zh-CN"/>
+        </w:rPr>
+        <w:t>{{</w:t>
+      </w:r>
+      <w:r>
+        <w:rPr>
+          <w:rFonts w:hint="eastAsia" w:ascii="Verdana" w:hAnsi="Verdana" w:cs="宋体"/>
           <w:kern w:val="0"/>
           <w:sz w:val="20"/>
         </w:rPr>
+        <w:t>shipperCompany</w:t>
+      </w:r>
+      <w:r>
+        <w:rPr>
+          <w:rFonts w:hint="eastAsia"/>
+          <w:b/>
+          <w:sz w:val="24"/>
+          <w:szCs w:val="24"/>
+          <w:lang w:eastAsia="zh-CN"/>
+        </w:rPr>
+        <w:t>}}</w:t>
       </w:r>
     </w:p>
     <w:p>
@@ -1037,7 +1150,43 @@
           <w:sz w:val="24"/>
           <w:szCs w:val="24"/>
         </w:rPr>
-        <w:t>sale of {{productNameEn}}.</w:t>
+        <w:t xml:space="preserve">sale of </w:t>
+      </w:r>
+      <w:r>
+        <w:rPr>
+          <w:rFonts w:hint="eastAsia"/>
+          <w:bCs/>
+          <w:sz w:val="24"/>
+          <w:szCs w:val="24"/>
+          <w:lang w:eastAsia="zh-CN"/>
+        </w:rPr>
+        <w:t>{{</w:t>
+      </w:r>
+      <w:r>
+        <w:rPr>
+          <w:bCs/>
+          <w:sz w:val="24"/>
+          <w:szCs w:val="24"/>
+        </w:rPr>
+        <w:t>productNameEn</w:t>
+      </w:r>
+      <w:r>
+        <w:rPr>
+          <w:rFonts w:hint="eastAsia"/>
+          <w:bCs/>
+          <w:sz w:val="24"/>
+          <w:szCs w:val="24"/>
+          <w:lang w:eastAsia="zh-CN"/>
+        </w:rPr>
+        <w:t>}}</w:t>
+      </w:r>
+      <w:r>
+        <w:rPr>
+          <w:bCs/>
+          <w:sz w:val="24"/>
+          <w:szCs w:val="24"/>
+        </w:rPr>
+        <w:t>.</w:t>
       </w:r>
     </w:p>
     <w:p>
@@ -1056,8 +1205,37 @@
           <w:bCs/>
           <w:sz w:val="24"/>
           <w:szCs w:val="24"/>
-        </w:rPr>
-        <w:t>{{productNameCn}}的销售</w:t>
+          <w:lang w:eastAsia="zh-CN"/>
+        </w:rPr>
+        <w:t>{{</w:t>
+      </w:r>
+      <w:r>
+        <w:rPr>
+          <w:rFonts w:hint="eastAsia"/>
+          <w:bCs/>
+          <w:sz w:val="24"/>
+          <w:szCs w:val="24"/>
+        </w:rPr>
+        <w:t>productNameCn</w:t>
+      </w:r>
+      <w:r>
+        <w:rPr>
+          <w:rFonts w:hint="eastAsia"/>
+          <w:bCs/>
+          <w:sz w:val="24"/>
+          <w:szCs w:val="24"/>
+          <w:lang w:eastAsia="zh-CN"/>
+        </w:rPr>
+        <w:t>}}</w:t>
+      </w:r>
+      <w:r>
+        <w:rPr>
+          <w:rFonts w:hint="eastAsia"/>
+          <w:bCs/>
+          <w:sz w:val="24"/>
+          <w:szCs w:val="24"/>
+        </w:rPr>
+        <w:t>的销售</w:t>
       </w:r>
     </w:p>
     <w:p>
@@ -1078,59 +1256,83 @@
           <w:sz w:val="24"/>
           <w:szCs w:val="24"/>
         </w:rPr>
-        <w:t xml:space="preserve">Party B sells products to Party A at the price of {{currency}} {{totalAmount}}. </w:t>
-      </w:r>
-      <w:r>
-        <w:rPr>
-          <w:bCs/>
-          <w:sz w:val="24"/>
-          <w:szCs w:val="24"/>
-        </w:rPr>
-      </w:r>
-      <w:r>
-        <w:rPr>
-          <w:rFonts w:hint="eastAsia"/>
-          <w:bCs/>
-          <w:sz w:val="24"/>
-          <w:szCs w:val="24"/>
-        </w:rPr>
-      </w:r>
-      <w:r>
-        <w:rPr>
-          <w:bCs/>
-          <w:sz w:val="24"/>
-          <w:szCs w:val="24"/>
-        </w:rPr>
-      </w:r>
-      <w:r>
-        <w:rPr>
-          <w:rFonts w:hint="eastAsia"/>
-          <w:bCs/>
-          <w:sz w:val="24"/>
-          <w:szCs w:val="24"/>
-        </w:rPr>
-      </w:r>
-      <w:r>
-        <w:rPr>
-          <w:bCs/>
-          <w:sz w:val="24"/>
-          <w:szCs w:val="24"/>
-        </w:rPr>
-      </w:r>
-      <w:r>
-        <w:rPr>
-          <w:rFonts w:hint="eastAsia"/>
-          <w:bCs/>
-          <w:sz w:val="24"/>
-          <w:szCs w:val="24"/>
-        </w:rPr>
-      </w:r>
-      <w:r>
-        <w:rPr>
-          <w:bCs/>
-          <w:sz w:val="24"/>
-          <w:szCs w:val="24"/>
-        </w:rPr>
+        <w:t xml:space="preserve">Party B sells products to Party A at the price of </w:t>
+      </w:r>
+      <w:r>
+        <w:rPr>
+          <w:rFonts w:hint="eastAsia"/>
+          <w:bCs/>
+          <w:sz w:val="24"/>
+          <w:szCs w:val="24"/>
+          <w:lang w:eastAsia="zh-CN"/>
+        </w:rPr>
+        <w:t>{{</w:t>
+      </w:r>
+      <w:r>
+        <w:rPr>
+          <w:rFonts w:hint="eastAsia"/>
+          <w:bCs/>
+          <w:sz w:val="24"/>
+          <w:szCs w:val="24"/>
+        </w:rPr>
+        <w:t>currency</w:t>
+      </w:r>
+      <w:r>
+        <w:rPr>
+          <w:rFonts w:hint="eastAsia"/>
+          <w:bCs/>
+          <w:sz w:val="24"/>
+          <w:szCs w:val="24"/>
+          <w:lang w:eastAsia="zh-CN"/>
+        </w:rPr>
+        <w:t>}}</w:t>
+      </w:r>
+      <w:r>
+        <w:rPr>
+          <w:rFonts w:hint="eastAsia"/>
+          <w:bCs/>
+          <w:sz w:val="24"/>
+          <w:szCs w:val="24"/>
+        </w:rPr>
+        <w:t xml:space="preserve"> </w:t>
+      </w:r>
+      <w:r>
+        <w:rPr>
+          <w:rFonts w:hint="eastAsia"/>
+          <w:bCs/>
+          <w:sz w:val="24"/>
+          <w:szCs w:val="24"/>
+          <w:lang w:eastAsia="zh-CN"/>
+        </w:rPr>
+        <w:t>{{</w:t>
+      </w:r>
+      <w:r>
+        <w:rPr>
+          <w:rFonts w:hint="eastAsia"/>
+          <w:bCs/>
+          <w:sz w:val="24"/>
+          <w:szCs w:val="24"/>
+        </w:rPr>
+        <w:t>totalAmount</w:t>
+      </w:r>
+      <w:r>
+        <w:rPr>
+          <w:rFonts w:hint="eastAsia"/>
+          <w:bCs/>
+          <w:sz w:val="24"/>
+          <w:szCs w:val="24"/>
+          <w:lang w:eastAsia="zh-CN"/>
+        </w:rPr>
+        <w:t>}}</w:t>
+      </w:r>
+      <w:r>
+        <w:rPr>
+          <w:rFonts w:hint="eastAsia"/>
+          <w:bCs/>
+          <w:sz w:val="24"/>
+          <w:szCs w:val="24"/>
+        </w:rPr>
+        <w:t xml:space="preserve">. </w:t>
       </w:r>
     </w:p>
     <w:p>
@@ -1151,37 +1353,83 @@
           <w:sz w:val="24"/>
           <w:szCs w:val="24"/>
         </w:rPr>
-        <w:t>乙方按照{{currencyCn}}{{totalAmount}}{{currencyCn2}}价格将产品销售给甲方。</w:t>
-      </w:r>
-      <w:r>
-        <w:rPr>
-          <w:bCs/>
-          <w:sz w:val="24"/>
-          <w:szCs w:val="24"/>
-        </w:rPr>
-      </w:r>
-      <w:r>
-        <w:rPr>
-          <w:rFonts w:hint="eastAsia"/>
-          <w:bCs/>
-          <w:sz w:val="24"/>
-          <w:szCs w:val="24"/>
-        </w:rPr>
-      </w:r>
-      <w:r>
-        <w:rPr>
-          <w:bCs/>
-          <w:sz w:val="24"/>
-          <w:szCs w:val="24"/>
-        </w:rPr>
-      </w:r>
-      <w:r>
-        <w:rPr>
-          <w:rFonts w:hint="eastAsia"/>
-          <w:bCs/>
-          <w:sz w:val="24"/>
-          <w:szCs w:val="24"/>
-        </w:rPr>
+        <w:t>乙方按照</w:t>
+      </w:r>
+      <w:r>
+        <w:rPr>
+          <w:rFonts w:hint="eastAsia"/>
+          <w:bCs/>
+          <w:sz w:val="24"/>
+          <w:szCs w:val="24"/>
+          <w:lang w:eastAsia="zh-CN"/>
+        </w:rPr>
+        <w:t>{{</w:t>
+      </w:r>
+      <w:r>
+        <w:rPr>
+          <w:rFonts w:hint="eastAsia"/>
+          <w:bCs/>
+          <w:sz w:val="24"/>
+          <w:szCs w:val="24"/>
+        </w:rPr>
+        <w:t>currencyCn</w:t>
+      </w:r>
+      <w:r>
+        <w:rPr>
+          <w:rFonts w:hint="eastAsia"/>
+          <w:bCs/>
+          <w:sz w:val="24"/>
+          <w:szCs w:val="24"/>
+          <w:lang w:eastAsia="zh-CN"/>
+        </w:rPr>
+        <w:t>}}{{</w:t>
+      </w:r>
+      <w:r>
+        <w:rPr>
+          <w:rFonts w:hint="eastAsia"/>
+          <w:bCs/>
+          <w:sz w:val="24"/>
+          <w:szCs w:val="24"/>
+        </w:rPr>
+        <w:t>totalAmount</w:t>
+      </w:r>
+      <w:r>
+        <w:rPr>
+          <w:rFonts w:hint="eastAsia"/>
+          <w:bCs/>
+          <w:sz w:val="24"/>
+          <w:szCs w:val="24"/>
+          <w:lang w:eastAsia="zh-CN"/>
+        </w:rPr>
+        <w:t>}}{{</w:t>
+      </w:r>
+      <w:r>
+        <w:rPr>
+          <w:rFonts w:hint="eastAsia"/>
+          <w:bCs/>
+          <w:sz w:val="24"/>
+          <w:szCs w:val="24"/>
+        </w:rPr>
+        <w:t>currencyCn2</w:t>
+      </w:r>
+      <w:r>
+        <w:rPr>
+          <w:rFonts w:hint="eastAsia"/>
+          <w:bCs/>
+          <w:sz w:val="24"/>
+          <w:szCs w:val="24"/>
+          <w:lang w:eastAsia="zh-CN"/>
+        </w:rPr>
+        <w:t>}}</w:t>
+      </w:r>
+      <w:r>
+        <w:rPr>
+          <w:rFonts w:hint="eastAsia"/>
+          <w:bCs/>
+          <w:sz w:val="24"/>
+          <w:szCs w:val="24"/>
+        </w:rPr>
+        <w:t>价格将产品销售给甲方。</w:t>
       </w:r>
     </w:p>
     <w:p>
@@ -1250,19 +1498,75 @@
       </w:pPr>
       <w:r>
         <w:rPr>
-          <w:bCs/>
-          <w:sz w:val="24"/>
-          <w:szCs w:val="24"/>
-        </w:rPr>
-        <w:t>{{productNameEn}}: {{quantity}}.</w:t>
-      </w:r>
-      <w:r>
-        <w:rPr>
-          <w:rFonts w:hint="eastAsia"/>
-          <w:bCs/>
-          <w:sz w:val="24"/>
-          <w:szCs w:val="24"/>
-        </w:rPr>
+          <w:rFonts w:hint="eastAsia"/>
+          <w:bCs/>
+          <w:sz w:val="24"/>
+          <w:szCs w:val="24"/>
+          <w:lang w:eastAsia="zh-CN"/>
+        </w:rPr>
+        <w:t>{{</w:t>
+      </w:r>
+      <w:r>
+        <w:rPr>
+          <w:bCs/>
+          <w:sz w:val="24"/>
+          <w:szCs w:val="24"/>
+        </w:rPr>
+        <w:t>productNameEn</w:t>
+      </w:r>
+      <w:r>
+        <w:rPr>
+          <w:rFonts w:hint="eastAsia"/>
+          <w:bCs/>
+          <w:sz w:val="24"/>
+          <w:szCs w:val="24"/>
+          <w:lang w:eastAsia="zh-CN"/>
+        </w:rPr>
+        <w:t>}}</w:t>
+      </w:r>
+      <w:r>
+        <w:rPr>
+          <w:bCs/>
+          <w:sz w:val="24"/>
+          <w:szCs w:val="24"/>
+        </w:rPr>
+        <w:t xml:space="preserve">: </w:t>
+      </w:r>
+      <w:r>
+        <w:rPr>
+          <w:rFonts w:hint="eastAsia"/>
+          <w:bCs/>
+          <w:sz w:val="24"/>
+          <w:szCs w:val="24"/>
+          <w:lang w:eastAsia="zh-CN"/>
+        </w:rPr>
+        <w:t>{{</w:t>
+      </w:r>
+      <w:r>
+        <w:rPr>
+          <w:bCs/>
+          <w:sz w:val="24"/>
+          <w:szCs w:val="24"/>
+        </w:rPr>
+        <w:t>quantity</w:t>
+      </w:r>
+      <w:r>
+        <w:rPr>
+          <w:rFonts w:hint="eastAsia"/>
+          <w:bCs/>
+          <w:sz w:val="24"/>
+          <w:szCs w:val="24"/>
+          <w:lang w:eastAsia="zh-CN"/>
+        </w:rPr>
+        <w:t>}}</w:t>
+      </w:r>
+      <w:r>
+        <w:rPr>
+          <w:bCs/>
+          <w:sz w:val="24"/>
+          <w:szCs w:val="24"/>
+        </w:rPr>
+        <w:t>.</w:t>
       </w:r>
     </w:p>
     <w:p>
@@ -1281,23 +1585,94 @@
           <w:bCs/>
           <w:sz w:val="24"/>
           <w:szCs w:val="24"/>
-        </w:rPr>
-        <w:t>{{productNameCn}}：{{quantity}}{{quantityUnit}}。</w:t>
-      </w:r>
-      <w:r>
-        <w:rPr>
-          <w:bCs/>
-          <w:sz w:val="24"/>
-          <w:szCs w:val="24"/>
-        </w:rPr>
-      </w:r>
-      <w:r>
-        <w:rPr>
-          <w:rFonts w:hint="eastAsia"/>
-          <w:bCs/>
-          <w:sz w:val="24"/>
-          <w:szCs w:val="24"/>
-        </w:rPr>
+          <w:lang w:eastAsia="zh-CN"/>
+        </w:rPr>
+        <w:t>{{</w:t>
+      </w:r>
+      <w:r>
+        <w:rPr>
+          <w:rFonts w:hint="eastAsia"/>
+          <w:bCs/>
+          <w:sz w:val="24"/>
+          <w:szCs w:val="24"/>
+        </w:rPr>
+        <w:t>productNameCn</w:t>
+      </w:r>
+      <w:r>
+        <w:rPr>
+          <w:rFonts w:hint="eastAsia"/>
+          <w:bCs/>
+          <w:sz w:val="24"/>
+          <w:szCs w:val="24"/>
+          <w:lang w:eastAsia="zh-CN"/>
+        </w:rPr>
+        <w:t>}}</w:t>
+      </w:r>
+      <w:r>
+        <w:rPr>
+          <w:rFonts w:hint="eastAsia"/>
+          <w:bCs/>
+          <w:sz w:val="24"/>
+          <w:szCs w:val="24"/>
+        </w:rPr>
+        <w:t>：</w:t>
+      </w:r>
+      <w:r>
+        <w:rPr>
+          <w:rFonts w:hint="eastAsia"/>
+          <w:bCs/>
+          <w:sz w:val="24"/>
+          <w:szCs w:val="24"/>
+          <w:lang w:eastAsia="zh-CN"/>
+        </w:rPr>
+        <w:t>{{</w:t>
+      </w:r>
+      <w:r>
+        <w:rPr>
+          <w:rFonts w:hint="eastAsia"/>
+          <w:bCs/>
+          <w:sz w:val="24"/>
+          <w:szCs w:val="24"/>
+        </w:rPr>
+        <w:t>quantity</w:t>
+      </w:r>
+      <w:r>
+        <w:rPr>
+          <w:rFonts w:hint="eastAsia"/>
+          <w:bCs/>
+          <w:sz w:val="24"/>
+          <w:szCs w:val="24"/>
+          <w:lang w:eastAsia="zh-CN"/>
+        </w:rPr>
+        <w:t>}}{{</w:t>
+      </w:r>
+      <w:r>
+        <w:rPr>
+          <w:rFonts w:hint="eastAsia"/>
+          <w:bCs/>
+          <w:sz w:val="24"/>
+          <w:szCs w:val="24"/>
+        </w:rPr>
+        <w:t>quantityUnit</w:t>
+      </w:r>
+      <w:r>
+        <w:rPr>
+          <w:rFonts w:hint="eastAsia"/>
+          <w:bCs/>
+          <w:sz w:val="24"/>
+          <w:szCs w:val="24"/>
+          <w:lang w:eastAsia="zh-CN"/>
+        </w:rPr>
+        <w:t>}}</w:t>
+      </w:r>
+      <w:r>
+        <w:rPr>
+          <w:rFonts w:hint="eastAsia"/>
+          <w:bCs/>
+          <w:sz w:val="24"/>
+          <w:szCs w:val="24"/>
+        </w:rPr>
+        <w:t>。</w:t>
       </w:r>
     </w:p>
     <w:p>
@@ -1397,85 +1772,64 @@
           <w:sz w:val="24"/>
           <w:szCs w:val="24"/>
         </w:rPr>
-        <w:t xml:space="preserve">      The total Contractual Price is {{currency}}{{totalAmount}}.</w:t>
-      </w:r>
-      <w:r>
-        <w:rPr>
-          <w:b/>
-          <w:sz w:val="24"/>
-          <w:szCs w:val="24"/>
-        </w:rPr>
-      </w:r>
-      <w:r>
-        <w:rPr>
-          <w:bCs/>
-          <w:sz w:val="24"/>
-          <w:szCs w:val="24"/>
-        </w:rPr>
-      </w:r>
-      <w:r>
-        <w:rPr>
-          <w:rFonts w:hint="eastAsia"/>
-          <w:bCs/>
-          <w:sz w:val="24"/>
-          <w:szCs w:val="24"/>
-        </w:rPr>
-      </w:r>
-      <w:r>
-        <w:rPr>
-          <w:bCs/>
-          <w:sz w:val="24"/>
-          <w:szCs w:val="24"/>
-        </w:rPr>
-      </w:r>
-      <w:r>
-        <w:rPr>
-          <w:sz w:val="24"/>
-          <w:szCs w:val="24"/>
-        </w:rPr>
-      </w:r>
-      <w:r>
-        <w:rPr>
-          <w:bCs/>
-          <w:sz w:val="24"/>
-          <w:szCs w:val="24"/>
-        </w:rPr>
-      </w:r>
-      <w:r>
-        <w:rPr>
-          <w:rFonts w:hint="eastAsia"/>
-          <w:bCs/>
-          <w:sz w:val="24"/>
-          <w:szCs w:val="24"/>
-        </w:rPr>
-      </w:r>
-      <w:r>
-        <w:rPr>
-          <w:bCs/>
-          <w:sz w:val="24"/>
-          <w:szCs w:val="24"/>
-        </w:rPr>
-      </w:r>
-      <w:r>
-        <w:rPr>
-          <w:rFonts w:hint="eastAsia"/>
-          <w:bCs/>
-          <w:sz w:val="24"/>
-          <w:szCs w:val="24"/>
-        </w:rPr>
-      </w:r>
-      <w:r>
-        <w:rPr>
-          <w:bCs/>
-          <w:sz w:val="24"/>
-          <w:szCs w:val="24"/>
-        </w:rPr>
-      </w:r>
-      <w:r>
-        <w:rPr>
-          <w:sz w:val="24"/>
-          <w:szCs w:val="24"/>
-        </w:rPr>
+        <w:t xml:space="preserve">      The total Contractual Price is </w:t>
+      </w:r>
+      <w:r>
+        <w:rPr>
+          <w:rFonts w:hint="eastAsia"/>
+          <w:b/>
+          <w:sz w:val="24"/>
+          <w:szCs w:val="24"/>
+          <w:lang w:eastAsia="zh-CN"/>
+        </w:rPr>
+        <w:t>{{</w:t>
+      </w:r>
+      <w:r>
+        <w:rPr>
+          <w:rFonts w:hint="eastAsia"/>
+          <w:b/>
+          <w:sz w:val="24"/>
+          <w:szCs w:val="24"/>
+        </w:rPr>
+        <w:t>currency</w:t>
+      </w:r>
+      <w:r>
+        <w:rPr>
+          <w:rFonts w:hint="eastAsia"/>
+          <w:b/>
+          <w:sz w:val="24"/>
+          <w:szCs w:val="24"/>
+          <w:lang w:eastAsia="zh-CN"/>
+        </w:rPr>
+        <w:t>}}{{</w:t>
+      </w:r>
+      <w:r>
+        <w:rPr>
+          <w:rFonts w:hint="eastAsia"/>
+          <w:b/>
+          <w:sz w:val="24"/>
+          <w:szCs w:val="24"/>
+        </w:rPr>
+        <w:t>totalAmount</w:t>
+      </w:r>
+      <w:r>
+        <w:rPr>
+          <w:rFonts w:hint="eastAsia"/>
+          <w:b/>
+          <w:sz w:val="24"/>
+          <w:szCs w:val="24"/>
+          <w:lang w:eastAsia="zh-CN"/>
+        </w:rPr>
+        <w:t>}}</w:t>
+      </w:r>
+      <w:r>
+        <w:rPr>
+          <w:rFonts w:hint="eastAsia"/>
+          <w:b/>
+          <w:sz w:val="24"/>
+          <w:szCs w:val="24"/>
+        </w:rPr>
+        <w:t>.</w:t>
       </w:r>
     </w:p>
     <w:p>
@@ -1495,42 +1849,75 @@
           <w:sz w:val="24"/>
           <w:szCs w:val="24"/>
         </w:rPr>
-        <w:t xml:space="preserve">   本合同的总价格为{{currencyCn}}{{totalAmount}}{{currencyCn2}}。</w:t>
-      </w:r>
-      <w:r>
-        <w:rPr>
-          <w:sz w:val="24"/>
-          <w:szCs w:val="24"/>
-        </w:rPr>
-      </w:r>
-      <w:r>
-        <w:rPr>
-          <w:rFonts w:hint="eastAsia"/>
-          <w:sz w:val="24"/>
-          <w:szCs w:val="24"/>
-        </w:rPr>
-      </w:r>
-      <w:r>
-        <w:rPr>
-          <w:bCs/>
-          <w:sz w:val="24"/>
-          <w:szCs w:val="24"/>
-        </w:rPr>
-      </w:r>
-      <w:r>
-        <w:rPr>
-          <w:rFonts w:hint="eastAsia"/>
-          <w:bCs/>
-          <w:sz w:val="24"/>
-          <w:szCs w:val="24"/>
-        </w:rPr>
-      </w:r>
-      <w:r>
-        <w:rPr>
-          <w:rFonts w:hint="eastAsia"/>
-          <w:sz w:val="24"/>
-          <w:szCs w:val="24"/>
-        </w:rPr>
+        <w:t xml:space="preserve">   本合同的总价格为</w:t>
+      </w:r>
+      <w:r>
+        <w:rPr>
+          <w:rFonts w:hint="eastAsia"/>
+          <w:sz w:val="24"/>
+          <w:szCs w:val="24"/>
+          <w:lang w:eastAsia="zh-CN"/>
+        </w:rPr>
+        <w:t>{{</w:t>
+      </w:r>
+      <w:r>
+        <w:rPr>
+          <w:rFonts w:hint="eastAsia"/>
+          <w:sz w:val="24"/>
+          <w:szCs w:val="24"/>
+        </w:rPr>
+        <w:t>currencyCn</w:t>
+      </w:r>
+      <w:r>
+        <w:rPr>
+          <w:rFonts w:hint="eastAsia"/>
+          <w:sz w:val="24"/>
+          <w:szCs w:val="24"/>
+          <w:lang w:eastAsia="zh-CN"/>
+        </w:rPr>
+        <w:t>}}{{</w:t>
+      </w:r>
+      <w:r>
+        <w:rPr>
+          <w:rFonts w:hint="eastAsia"/>
+          <w:sz w:val="24"/>
+          <w:szCs w:val="24"/>
+        </w:rPr>
+        <w:t>totalAmount</w:t>
+      </w:r>
+      <w:r>
+        <w:rPr>
+          <w:rFonts w:hint="eastAsia"/>
+          <w:sz w:val="24"/>
+          <w:szCs w:val="24"/>
+          <w:lang w:eastAsia="zh-CN"/>
+        </w:rPr>
+        <w:t>}}{{</w:t>
+      </w:r>
+      <w:r>
+        <w:rPr>
+          <w:rFonts w:hint="eastAsia"/>
+          <w:sz w:val="24"/>
+          <w:szCs w:val="24"/>
+        </w:rPr>
+        <w:t>currencyCn2</w:t>
+      </w:r>
+      <w:r>
+        <w:rPr>
+          <w:rFonts w:hint="eastAsia"/>
+          <w:sz w:val="24"/>
+          <w:szCs w:val="24"/>
+          <w:lang w:eastAsia="zh-CN"/>
+        </w:rPr>
+        <w:t>}}</w:t>
+      </w:r>
+      <w:r>
+        <w:rPr>
+          <w:rFonts w:hint="eastAsia"/>
+          <w:sz w:val="24"/>
+          <w:szCs w:val="24"/>
+        </w:rPr>
+        <w:t>。</w:t>
       </w:r>
     </w:p>
     <w:p>
@@ -1548,48 +1935,130 @@
           <w:sz w:val="24"/>
           <w:szCs w:val="24"/>
         </w:rPr>
-        <w:t>Within {{paymentDays}} days on the date of signing this Contract, Party A shall pay {{paymentPercent}} percent of the total contractual price to Party B. The amount of the payment is  {{currency}}{{totalAmount}}.</w:t>
-      </w:r>
-      <w:r>
-        <w:rPr>
-          <w:rFonts w:hint="eastAsia"/>
-          <w:sz w:val="24"/>
-          <w:szCs w:val="24"/>
-        </w:rPr>
-      </w:r>
-      <w:r>
-        <w:rPr>
-          <w:sz w:val="24"/>
-          <w:szCs w:val="24"/>
-        </w:rPr>
-      </w:r>
-      <w:r>
-        <w:rPr>
-          <w:rFonts w:hint="eastAsia"/>
-          <w:sz w:val="24"/>
-          <w:szCs w:val="24"/>
-        </w:rPr>
-      </w:r>
-      <w:r>
-        <w:rPr>
-          <w:sz w:val="24"/>
-          <w:szCs w:val="24"/>
-        </w:rPr>
-      </w:r>
-      <w:r>
-        <w:rPr>
-          <w:rFonts w:hint="eastAsia"/>
-          <w:bCs/>
-          <w:sz w:val="24"/>
-          <w:szCs w:val="24"/>
-        </w:rPr>
-      </w:r>
-      <w:r>
-        <w:rPr>
-          <w:bCs/>
-          <w:sz w:val="24"/>
-          <w:szCs w:val="24"/>
-        </w:rPr>
+        <w:t xml:space="preserve">Within </w:t>
+      </w:r>
+      <w:r>
+        <w:rPr>
+          <w:rFonts w:hint="eastAsia"/>
+          <w:sz w:val="24"/>
+          <w:szCs w:val="24"/>
+          <w:lang w:eastAsia="zh-CN"/>
+        </w:rPr>
+        <w:t>{{</w:t>
+      </w:r>
+      <w:r>
+        <w:rPr>
+          <w:sz w:val="24"/>
+          <w:szCs w:val="24"/>
+        </w:rPr>
+        <w:t>paymentDays</w:t>
+      </w:r>
+      <w:r>
+        <w:rPr>
+          <w:rFonts w:hint="eastAsia"/>
+          <w:sz w:val="24"/>
+          <w:szCs w:val="24"/>
+          <w:lang w:eastAsia="zh-CN"/>
+        </w:rPr>
+        <w:t>}</w:t>
+      </w:r>
+      <w:bookmarkStart w:id="5" w:name="_GoBack"/>
+      <w:r>
+        <w:rPr>
+          <w:rFonts w:hint="eastAsia"/>
+          <w:sz w:val="24"/>
+          <w:szCs w:val="24"/>
+          <w:lang w:eastAsia="zh-CN"/>
+        </w:rPr>
+        <w:t>}</w:t>
+      </w:r>
+      <w:bookmarkEnd w:id="5"/>
+      <w:r>
+        <w:rPr>
+          <w:sz w:val="24"/>
+          <w:szCs w:val="24"/>
+        </w:rPr>
+        <w:t xml:space="preserve"> days on the date of signing this Contract, Party A shall pay </w:t>
+      </w:r>
+      <w:r>
+        <w:rPr>
+          <w:rFonts w:hint="eastAsia"/>
+          <w:sz w:val="24"/>
+          <w:szCs w:val="24"/>
+          <w:lang w:eastAsia="zh-CN"/>
+        </w:rPr>
+        <w:t>{{</w:t>
+      </w:r>
+      <w:r>
+        <w:rPr>
+          <w:sz w:val="24"/>
+          <w:szCs w:val="24"/>
+        </w:rPr>
+        <w:t>paymentPercent</w:t>
+      </w:r>
+      <w:r>
+        <w:rPr>
+          <w:rFonts w:hint="eastAsia"/>
+          <w:sz w:val="24"/>
+          <w:szCs w:val="24"/>
+          <w:lang w:eastAsia="zh-CN"/>
+        </w:rPr>
+        <w:t>}}</w:t>
+      </w:r>
+      <w:r>
+        <w:rPr>
+          <w:sz w:val="24"/>
+          <w:szCs w:val="24"/>
+        </w:rPr>
+        <w:t xml:space="preserve"> percent of the total contractual price to Party B. The amount of the payment is  </w:t>
+      </w:r>
+      <w:r>
+        <w:rPr>
+          <w:rFonts w:hint="eastAsia"/>
+          <w:sz w:val="24"/>
+          <w:szCs w:val="24"/>
+          <w:lang w:eastAsia="zh-CN"/>
+        </w:rPr>
+        <w:t>{{</w:t>
+      </w:r>
+      <w:r>
+        <w:rPr>
+          <w:sz w:val="24"/>
+          <w:szCs w:val="24"/>
+        </w:rPr>
+        <w:t>currency</w:t>
+      </w:r>
+      <w:r>
+        <w:rPr>
+          <w:rFonts w:hint="eastAsia"/>
+          <w:sz w:val="24"/>
+          <w:szCs w:val="24"/>
+          <w:lang w:eastAsia="zh-CN"/>
+        </w:rPr>
+        <w:t>}}{{</w:t>
+      </w:r>
+      <w:r>
+        <w:rPr>
+          <w:sz w:val="24"/>
+          <w:szCs w:val="24"/>
+        </w:rPr>
+        <w:t>totalAmount</w:t>
+      </w:r>
+      <w:r>
+        <w:rPr>
+          <w:rFonts w:hint="eastAsia"/>
+          <w:sz w:val="24"/>
+          <w:szCs w:val="24"/>
+          <w:lang w:eastAsia="zh-CN"/>
+        </w:rPr>
+        <w:t>}}</w:t>
+      </w:r>
+      <w:r>
+        <w:rPr>
+          <w:sz w:val="24"/>
+          <w:szCs w:val="24"/>
+        </w:rPr>
+        <w:t>.</w:t>
       </w:r>
     </w:p>
     <w:p>
@@ -1610,51 +2079,159 @@
           <w:sz w:val="24"/>
           <w:szCs w:val="24"/>
         </w:rPr>
-        <w:t>自本合同签订之日起{{paymentDays}}日内，甲方须向乙方支付本合同总价格的{{paymentPercent}}%。其价格为{{currencyCn}}{{totalAmount}}{{currencyCn2}}。</w:t>
-      </w:r>
-      <w:r>
-        <w:rPr>
-          <w:bCs/>
-          <w:sz w:val="24"/>
-          <w:szCs w:val="24"/>
-        </w:rPr>
-      </w:r>
-      <w:r>
-        <w:rPr>
-          <w:rFonts w:hint="eastAsia"/>
-          <w:bCs/>
-          <w:sz w:val="24"/>
-          <w:szCs w:val="24"/>
-        </w:rPr>
-      </w:r>
-      <w:r>
-        <w:rPr>
-          <w:rFonts w:hint="eastAsia"/>
-          <w:sz w:val="24"/>
-          <w:szCs w:val="24"/>
-        </w:rPr>
-      </w:r>
-      <w:r>
-        <w:rPr>
-          <w:bCs/>
-          <w:sz w:val="24"/>
-          <w:szCs w:val="24"/>
-        </w:rPr>
-      </w:r>
-      <w:r>
-        <w:rPr>
-          <w:rFonts w:hint="eastAsia"/>
-          <w:bCs/>
-          <w:sz w:val="24"/>
-          <w:szCs w:val="24"/>
-        </w:rPr>
-      </w:r>
-      <w:r>
-        <w:rPr>
-          <w:rFonts w:hint="eastAsia"/>
-          <w:sz w:val="24"/>
-          <w:szCs w:val="24"/>
-        </w:rPr>
+        <w:t>自本合同签订之日起</w:t>
+      </w:r>
+      <w:r>
+        <w:rPr>
+          <w:rFonts w:hint="eastAsia"/>
+          <w:bCs/>
+          <w:sz w:val="24"/>
+          <w:szCs w:val="24"/>
+          <w:lang w:eastAsia="zh-CN"/>
+        </w:rPr>
+        <w:t>{{</w:t>
+      </w:r>
+      <w:r>
+        <w:rPr>
+          <w:rFonts w:hint="eastAsia"/>
+          <w:bCs/>
+          <w:sz w:val="24"/>
+          <w:szCs w:val="24"/>
+        </w:rPr>
+        <w:t>paymentDays</w:t>
+      </w:r>
+      <w:r>
+        <w:rPr>
+          <w:rFonts w:hint="eastAsia"/>
+          <w:bCs/>
+          <w:sz w:val="24"/>
+          <w:szCs w:val="24"/>
+          <w:lang w:eastAsia="zh-CN"/>
+        </w:rPr>
+        <w:t>}}</w:t>
+      </w:r>
+      <w:r>
+        <w:rPr>
+          <w:rFonts w:hint="eastAsia"/>
+          <w:bCs/>
+          <w:sz w:val="24"/>
+          <w:szCs w:val="24"/>
+        </w:rPr>
+        <w:t>日内，甲方须向乙方支付本合同总价格的</w:t>
+      </w:r>
+      <w:r>
+        <w:rPr>
+          <w:rFonts w:hint="eastAsia"/>
+          <w:bCs/>
+          <w:sz w:val="24"/>
+          <w:szCs w:val="24"/>
+          <w:lang w:eastAsia="zh-CN"/>
+        </w:rPr>
+        <w:t>{{</w:t>
+      </w:r>
+      <w:r>
+        <w:rPr>
+          <w:rFonts w:hint="eastAsia"/>
+          <w:bCs/>
+          <w:sz w:val="24"/>
+          <w:szCs w:val="24"/>
+        </w:rPr>
+        <w:t>paymentPercent</w:t>
+      </w:r>
+      <w:r>
+        <w:rPr>
+          <w:rFonts w:hint="eastAsia"/>
+          <w:bCs/>
+          <w:sz w:val="24"/>
+          <w:szCs w:val="24"/>
+          <w:lang w:eastAsia="zh-CN"/>
+        </w:rPr>
+        <w:t>}}</w:t>
+      </w:r>
+      <w:r>
+        <w:rPr>
+          <w:rFonts w:hint="eastAsia"/>
+          <w:bCs/>
+          <w:sz w:val="24"/>
+          <w:szCs w:val="24"/>
+        </w:rPr>
+        <w:t>%。其价格为</w:t>
+      </w:r>
+      <w:r>
+        <w:rPr>
+          <w:rFonts w:hint="eastAsia"/>
+          <w:bCs/>
+          <w:sz w:val="24"/>
+          <w:szCs w:val="24"/>
+          <w:lang w:eastAsia="zh-CN"/>
+        </w:rPr>
+        <w:t>{{</w:t>
+      </w:r>
+      <w:r>
+        <w:rPr>
+          <w:rFonts w:hint="eastAsia"/>
+          <w:bCs/>
+          <w:sz w:val="24"/>
+          <w:szCs w:val="24"/>
+        </w:rPr>
+        <w:t>currencyCn</w:t>
+      </w:r>
+      <w:r>
+        <w:rPr>
+          <w:rFonts w:hint="eastAsia"/>
+          <w:bCs/>
+          <w:sz w:val="24"/>
+          <w:szCs w:val="24"/>
+          <w:lang w:eastAsia="zh-CN"/>
+        </w:rPr>
+        <w:t>}}{{</w:t>
+      </w:r>
+      <w:r>
+        <w:rPr>
+          <w:rFonts w:hint="eastAsia"/>
+          <w:bCs/>
+          <w:sz w:val="24"/>
+          <w:szCs w:val="24"/>
+        </w:rPr>
+        <w:t>totalAmount</w:t>
+      </w:r>
+      <w:r>
+        <w:rPr>
+          <w:rFonts w:hint="eastAsia"/>
+          <w:bCs/>
+          <w:sz w:val="24"/>
+          <w:szCs w:val="24"/>
+          <w:lang w:eastAsia="zh-CN"/>
+        </w:rPr>
+        <w:t>}}{{</w:t>
+      </w:r>
+      <w:r>
+        <w:rPr>
+          <w:rFonts w:hint="eastAsia"/>
+          <w:bCs/>
+          <w:sz w:val="24"/>
+          <w:szCs w:val="24"/>
+        </w:rPr>
+        <w:t>currencyCn2</w:t>
+      </w:r>
+      <w:r>
+        <w:rPr>
+          <w:rFonts w:hint="eastAsia"/>
+          <w:bCs/>
+          <w:sz w:val="24"/>
+          <w:szCs w:val="24"/>
+          <w:lang w:eastAsia="zh-CN"/>
+        </w:rPr>
+        <w:t>}}</w:t>
+      </w:r>
+      <w:r>
+        <w:rPr>
+          <w:rFonts w:hint="eastAsia"/>
+          <w:bCs/>
+          <w:sz w:val="24"/>
+          <w:szCs w:val="24"/>
+        </w:rPr>
+        <w:t>。</w:t>
       </w:r>
     </w:p>
     <w:p>
@@ -1796,121 +2373,132 @@
         <w:spacing w:before="156" w:beforeLines="50" w:after="156" w:afterLines="50"/>
         <w:ind w:left="240" w:hanging="240" w:hangingChars="100"/>
         <w:rPr>
-          <w:rFonts w:ascii="Verdana" w:hAnsi="Verdana" w:cs="宋体"/>
+          <w:rFonts w:hint="eastAsia" w:ascii="Verdana" w:hAnsi="Verdana" w:eastAsia="宋体" w:cs="宋体"/>
           <w:kern w:val="0"/>
           <w:sz w:val="20"/>
-        </w:rPr>
-      </w:pPr>
-      <w:r>
-        <w:rPr>
-          <w:rFonts w:hint="eastAsia"/>
-          <w:sz w:val="24"/>
-        </w:rPr>
-        <w:t xml:space="preserve">  Full Name of The Company（公司全称）：{{sellerName}}</w:t>
-      </w:r>
-      <w:r>
-        <w:rPr>
-          <w:sz w:val="24"/>
-        </w:rPr>
+          <w:lang w:eastAsia="zh-CN"/>
+        </w:rPr>
+      </w:pPr>
+      <w:r>
+        <w:rPr>
+          <w:rFonts w:hint="eastAsia"/>
+          <w:sz w:val="24"/>
+        </w:rPr>
+        <w:t xml:space="preserve">  Full Name of The Company（公司全称）：</w:t>
+      </w:r>
+      <w:r>
+        <w:rPr>
+          <w:rFonts w:hint="eastAsia"/>
+          <w:sz w:val="24"/>
+          <w:lang w:eastAsia="zh-CN"/>
+        </w:rPr>
+        <w:t>{{</w:t>
+      </w:r>
+      <w:r>
+        <w:rPr>
+          <w:rFonts w:hint="eastAsia"/>
+          <w:sz w:val="24"/>
+        </w:rPr>
+        <w:t>sellerName</w:t>
       </w:r>
       <w:bookmarkStart w:id="2" w:name="_Hlk54441829"/>
       <w:r>
         <w:rPr>
-          <w:b/>
-          <w:sz w:val="24"/>
-        </w:rPr>
-      </w:r>
-      <w:r>
-        <w:rPr>
-          <w:rFonts w:hint="eastAsia"/>
-          <w:b/>
-          <w:sz w:val="24"/>
-        </w:rPr>
-      </w:r>
-      <w:r>
-        <w:rPr>
-          <w:b/>
-          <w:sz w:val="24"/>
-        </w:rPr>
-      </w:r>
-      <w:r>
-        <w:rPr>
-          <w:rFonts w:hint="eastAsia"/>
-          <w:b/>
-          <w:sz w:val="24"/>
-        </w:rPr>
-      </w:r>
-      <w:r>
-        <w:rPr>
-          <w:b/>
-          <w:sz w:val="24"/>
-        </w:rPr>
-      </w:r>
-      <w:r>
-        <w:rPr>
-          <w:rFonts w:ascii="Verdana" w:hAnsi="Verdana" w:cs="宋体"/>
+          <w:rFonts w:hint="eastAsia"/>
+          <w:sz w:val="24"/>
+          <w:lang w:eastAsia="zh-CN"/>
+        </w:rPr>
+        <w:t>}}</w:t>
+      </w:r>
+    </w:p>
+    <w:p>
+      <w:pPr>
+        <w:pStyle w:val="37"/>
+        <w:spacing w:before="156" w:beforeLines="50" w:after="156" w:afterLines="50"/>
+        <w:ind w:left="210" w:leftChars="100"/>
+        <w:rPr>
+          <w:rFonts w:hint="eastAsia" w:ascii="Verdana" w:hAnsi="Verdana" w:eastAsia="宋体" w:cs="宋体"/>
           <w:kern w:val="0"/>
           <w:sz w:val="20"/>
-        </w:rPr>
+          <w:lang w:eastAsia="zh-CN"/>
+        </w:rPr>
+      </w:pPr>
+      <w:r>
+        <w:rPr>
+          <w:b/>
+          <w:sz w:val="24"/>
+        </w:rPr>
+        <w:t xml:space="preserve">Bank Account（银行账户）: </w:t>
+      </w:r>
+      <w:r>
+        <w:rPr>
+          <w:rFonts w:hint="eastAsia"/>
+          <w:b/>
+          <w:sz w:val="24"/>
+          <w:lang w:eastAsia="zh-CN"/>
+        </w:rPr>
+        <w:t>{{</w:t>
+      </w:r>
+      <w:r>
+        <w:rPr>
+          <w:b/>
+          <w:sz w:val="24"/>
+        </w:rPr>
+        <w:t>bankAccount</w:t>
+      </w:r>
+      <w:r>
+        <w:rPr>
+          <w:rFonts w:hint="eastAsia"/>
+          <w:b/>
+          <w:sz w:val="24"/>
+          <w:lang w:eastAsia="zh-CN"/>
+        </w:rPr>
+        <w:t>}}</w:t>
       </w:r>
     </w:p>
     <w:p>
       <w:pPr>
         <w:pStyle w:val="37"/>
         <w:spacing w:before="156" w:beforeLines="50" w:after="156" w:afterLines="50"/>
-        <w:ind w:left="210" w:leftChars="100"/>
-        <w:rPr>
-          <w:rFonts w:hint="eastAsia" w:ascii="Verdana" w:hAnsi="Verdana" w:cs="宋体"/>
-          <w:kern w:val="0"/>
-          <w:sz w:val="20"/>
-        </w:rPr>
-      </w:pPr>
-      <w:r>
-        <w:rPr>
-          <w:b/>
-          <w:sz w:val="24"/>
-        </w:rPr>
-        <w:t>Bank Account（银行账户）: {{bankAccount}}</w:t>
-      </w:r>
-      <w:r>
-        <w:rPr>
-          <w:rFonts w:hint="eastAsia"/>
-          <w:b/>
-          <w:sz w:val="24"/>
-        </w:rPr>
-      </w:r>
-      <w:r>
-        <w:rPr>
-          <w:b/>
-          <w:sz w:val="24"/>
-        </w:rPr>
-      </w:r>
-      <w:r>
-        <w:rPr>
-          <w:rFonts w:hint="eastAsia"/>
-          <w:b/>
-          <w:sz w:val="24"/>
-        </w:rPr>
-      </w:r>
-      <w:r>
-        <w:rPr>
-          <w:b/>
-          <w:sz w:val="24"/>
-        </w:rPr>
-      </w:r>
-      <w:r>
-        <w:rPr>
-          <w:rFonts w:hint="eastAsia" w:ascii="Verdana" w:hAnsi="Verdana" w:cs="宋体"/>
-          <w:kern w:val="0"/>
-          <w:sz w:val="20"/>
-        </w:rPr>
-      </w:r>
-      <w:r>
-        <w:rPr>
-          <w:rFonts w:ascii="Verdana" w:hAnsi="Verdana" w:cs="宋体"/>
-          <w:kern w:val="0"/>
-          <w:sz w:val="20"/>
-        </w:rPr>
+        <w:ind w:firstLine="241" w:firstLineChars="100"/>
+        <w:rPr>
+          <w:rFonts w:hint="eastAsia" w:eastAsia="宋体"/>
+          <w:b/>
+          <w:sz w:val="24"/>
+          <w:lang w:eastAsia="zh-CN"/>
+        </w:rPr>
+      </w:pPr>
+      <w:r>
+        <w:rPr>
+          <w:b/>
+          <w:sz w:val="24"/>
+        </w:rPr>
+        <w:t xml:space="preserve">Bank Name（银行名称）: </w:t>
+      </w:r>
+      <w:r>
+        <w:rPr>
+          <w:rFonts w:hint="eastAsia"/>
+          <w:b/>
+          <w:sz w:val="24"/>
+          <w:lang w:eastAsia="zh-CN"/>
+        </w:rPr>
+        <w:t>{{</w:t>
+      </w:r>
+      <w:r>
+        <w:rPr>
+          <w:b/>
+          <w:sz w:val="24"/>
+        </w:rPr>
+        <w:t>bankName</w:t>
+      </w:r>
+      <w:r>
+        <w:rPr>
+          <w:rFonts w:hint="eastAsia"/>
+          <w:b/>
+          <w:sz w:val="24"/>
+          <w:lang w:eastAsia="zh-CN"/>
+        </w:rPr>
+        <w:t>}}</w:t>
       </w:r>
     </w:p>
     <w:p>
@@ -1919,113 +2507,47 @@
         <w:spacing w:before="156" w:beforeLines="50" w:after="156" w:afterLines="50"/>
         <w:ind w:firstLine="241" w:firstLineChars="100"/>
         <w:rPr>
-          <w:b/>
-          <w:sz w:val="24"/>
-        </w:rPr>
-      </w:pPr>
-      <w:r>
-        <w:rPr>
-          <w:b/>
-          <w:sz w:val="24"/>
-        </w:rPr>
-        <w:t>Bank Name（银行名称）: {{bankName}}</w:t>
-      </w:r>
-      <w:r>
-        <w:rPr>
-          <w:rFonts w:hint="eastAsia"/>
-          <w:b/>
-          <w:sz w:val="24"/>
-        </w:rPr>
-      </w:r>
-      <w:r>
-        <w:rPr>
-          <w:b/>
-          <w:sz w:val="24"/>
-        </w:rPr>
-      </w:r>
-      <w:r>
-        <w:rPr>
-          <w:rFonts w:hint="eastAsia"/>
-          <w:b/>
-          <w:sz w:val="24"/>
-        </w:rPr>
-      </w:r>
-      <w:r>
-        <w:rPr>
-          <w:b/>
-          <w:sz w:val="24"/>
-        </w:rPr>
-      </w:r>
-      <w:r>
-        <w:rPr>
-          <w:rFonts w:ascii="Verdana" w:hAnsi="Verdana" w:cs="宋体"/>
-          <w:kern w:val="0"/>
-          <w:sz w:val="20"/>
-        </w:rPr>
-      </w:r>
-    </w:p>
-    <w:p>
-      <w:pPr>
-        <w:pStyle w:val="37"/>
-        <w:spacing w:before="156" w:beforeLines="50" w:after="156" w:afterLines="50"/>
-        <w:ind w:firstLine="241" w:firstLineChars="100"/>
-        <w:rPr>
-          <w:rFonts w:ascii="Arial" w:hAnsi="Arial" w:cs="Arial"/>
+          <w:rFonts w:hint="eastAsia" w:ascii="Arial" w:hAnsi="Arial" w:eastAsia="宋体" w:cs="Arial"/>
           <w:bCs/>
           <w:color w:val="000000"/>
           <w:kern w:val="0"/>
           <w:sz w:val="20"/>
-        </w:rPr>
-      </w:pPr>
-      <w:r>
-        <w:rPr>
-          <w:rFonts w:hint="eastAsia"/>
-          <w:b/>
-          <w:sz w:val="24"/>
-        </w:rPr>
-        <w:t>SWIFT Code（SWIFT代码）: {{swiftCode}}</w:t>
-      </w:r>
-      <w:r>
-        <w:rPr>
-          <w:b/>
-          <w:sz w:val="24"/>
-        </w:rPr>
-      </w:r>
-      <w:r>
-        <w:rPr>
-          <w:rFonts w:hint="eastAsia"/>
-          <w:b/>
-          <w:sz w:val="24"/>
-        </w:rPr>
-      </w:r>
-      <w:r>
-        <w:rPr>
-          <w:b/>
-          <w:sz w:val="24"/>
-        </w:rPr>
-      </w:r>
-      <w:r>
-        <w:rPr>
-          <w:rFonts w:hint="eastAsia"/>
-          <w:b/>
-          <w:sz w:val="24"/>
-        </w:rPr>
-      </w:r>
-      <w:r>
-        <w:rPr>
-          <w:b/>
-          <w:sz w:val="24"/>
-        </w:rPr>
-      </w:r>
-      <w:r/>
-      <w:r>
-        <w:rPr>
-          <w:rFonts w:ascii="Arial" w:hAnsi="Arial" w:cs="Arial"/>
-          <w:bCs/>
-          <w:color w:val="000000"/>
-          <w:kern w:val="0"/>
-          <w:sz w:val="20"/>
-        </w:rPr>
+          <w:lang w:eastAsia="zh-CN"/>
+        </w:rPr>
+      </w:pPr>
+      <w:r>
+        <w:rPr>
+          <w:rFonts w:hint="eastAsia"/>
+          <w:b/>
+          <w:sz w:val="24"/>
+        </w:rPr>
+        <w:t xml:space="preserve">SWIFT Code（SWIFT代码）: </w:t>
+      </w:r>
+      <w:r>
+        <w:rPr>
+          <w:rFonts w:hint="eastAsia"/>
+          <w:b/>
+          <w:sz w:val="24"/>
+          <w:lang w:eastAsia="zh-CN"/>
+        </w:rPr>
+        <w:t>{{</w:t>
+      </w:r>
+      <w:r>
+        <w:rPr>
+          <w:rFonts w:hint="eastAsia"/>
+          <w:b/>
+          <w:sz w:val="24"/>
+        </w:rPr>
+        <w:t>swiftCode</w:t>
+      </w:r>
+      <w:r>
+        <w:rPr>
+          <w:rFonts w:hint="eastAsia"/>
+          <w:b/>
+          <w:sz w:val="24"/>
+          <w:lang w:eastAsia="zh-CN"/>
+        </w:rPr>
+        <w:t>}}</w:t>
       </w:r>
     </w:p>
     <w:bookmarkEnd w:id="2"/>
@@ -2111,15 +2633,41 @@
           <w:sz w:val="24"/>
           <w:lang w:val="en-MY"/>
         </w:rPr>
-        <w:t xml:space="preserve">Upon Party B's confirmation on the receipt of the total payment, Party B should finish bulk within {{deliveryDays}} business days. </w:t>
-      </w:r>
-      <w:r>
-        <w:rPr>
-          <w:rFonts w:hint="eastAsia"/>
+        <w:t xml:space="preserve">Upon Party B's confirmation on the receipt of the total payment, Party B should finish bulk within </w:t>
+      </w:r>
+      <w:r>
+        <w:rPr>
+          <w:rFonts w:hint="eastAsia"/>
+          <w:bCs/>
+          <w:sz w:val="24"/>
+          <w:lang w:val="en-MY" w:eastAsia="zh-CN"/>
+        </w:rPr>
+        <w:t>{{</w:t>
+      </w:r>
+      <w:r>
+        <w:rPr>
           <w:bCs/>
           <w:sz w:val="24"/>
           <w:lang w:val="en-MY"/>
         </w:rPr>
+        <w:t>deliveryDays</w:t>
+      </w:r>
+      <w:r>
+        <w:rPr>
+          <w:rFonts w:hint="eastAsia"/>
+          <w:bCs/>
+          <w:sz w:val="24"/>
+          <w:lang w:val="en-MY" w:eastAsia="zh-CN"/>
+        </w:rPr>
+        <w:t>}}</w:t>
+      </w:r>
+      <w:r>
+        <w:rPr>
+          <w:bCs/>
+          <w:sz w:val="24"/>
+          <w:lang w:val="en-MY"/>
+        </w:rPr>
+        <w:t xml:space="preserve"> business days. </w:t>
       </w:r>
     </w:p>
     <w:p>
@@ -2140,14 +2688,43 @@
           <w:sz w:val="24"/>
           <w:lang w:val="en-MY"/>
         </w:rPr>
-        <w:t>待乙方确认收到甲方全部款项后，乙方需要在{{deliveryDays}}个工作日内完成大货生产。</w:t>
-      </w:r>
-      <w:r>
-        <w:rPr>
-          <w:rFonts w:hint="eastAsia"/>
-          <w:bCs/>
-          <w:sz w:val="24"/>
-        </w:rPr>
+        <w:t>待乙方确认收到甲方全部款项后，乙方需要在</w:t>
+      </w:r>
+      <w:r>
+        <w:rPr>
+          <w:rFonts w:hint="eastAsia"/>
+          <w:bCs/>
+          <w:sz w:val="24"/>
+          <w:lang w:val="en-MY" w:eastAsia="zh-CN"/>
+        </w:rPr>
+        <w:t>{{</w:t>
+      </w:r>
+      <w:r>
+        <w:rPr>
+          <w:rFonts w:hint="eastAsia"/>
+          <w:bCs/>
+          <w:sz w:val="24"/>
+          <w:lang w:val="en-MY"/>
+        </w:rPr>
+        <w:t>deliveryDays</w:t>
+      </w:r>
+      <w:r>
+        <w:rPr>
+          <w:rFonts w:hint="eastAsia"/>
+          <w:bCs/>
+          <w:sz w:val="24"/>
+          <w:lang w:val="en-MY" w:eastAsia="zh-CN"/>
+        </w:rPr>
+        <w:t>}}</w:t>
+      </w:r>
+      <w:r>
+        <w:rPr>
+          <w:rFonts w:hint="eastAsia"/>
+          <w:bCs/>
+          <w:sz w:val="24"/>
+          <w:lang w:val="en-MY"/>
+        </w:rPr>
+        <w:t>个工作日内完成大货生产。</w:t>
       </w:r>
     </w:p>
     <w:p>
@@ -2909,9 +3486,10 @@
           <w:p>
             <w:pPr>
               <w:rPr>
-                <w:rFonts w:hint="eastAsia"/>
+                <w:rFonts w:hint="eastAsia" w:eastAsia="宋体"/>
                 <w:sz w:val="24"/>
                 <w:szCs w:val="24"/>
+                <w:lang w:eastAsia="zh-CN"/>
               </w:rPr>
             </w:pPr>
             <w:r>
@@ -2920,22 +3498,52 @@
                 <w:sz w:val="24"/>
                 <w:szCs w:val="24"/>
               </w:rPr>
-              <w:t>甲方地址：{{buyerAddress}}</w:t>
+              <w:t>甲方地址：</w:t>
             </w:r>
             <w:r>
               <w:rPr>
-                <w:rFonts w:ascii="Arial Narrow" w:hAnsi="Arial Narrow"/>
+                <w:rFonts w:hint="eastAsia"/>
+                <w:sz w:val="24"/>
+                <w:szCs w:val="24"/>
+                <w:lang w:eastAsia="zh-CN"/>
+              </w:rPr>
+              <w:t>{{</w:t>
+            </w:r>
+            <w:r>
+              <w:rPr>
+                <w:rFonts w:hint="eastAsia" w:ascii="Verdana" w:hAnsi="Verdana"/>
+                <w:bCs/>
                 <w:color w:val="000000"/>
                 <w:sz w:val="20"/>
               </w:rPr>
+              <w:t>consigneeCompany</w:t>
+            </w:r>
+            <w:r>
+              <w:rPr>
+                <w:rFonts w:hint="eastAsia"/>
+                <w:sz w:val="24"/>
+                <w:szCs w:val="24"/>
+              </w:rPr>
+              <w:t>Address</w:t>
+            </w:r>
+            <w:r>
+              <w:rPr>
+                <w:rFonts w:hint="eastAsia"/>
+                <w:sz w:val="24"/>
+                <w:szCs w:val="24"/>
+                <w:lang w:eastAsia="zh-CN"/>
+              </w:rPr>
+              <w:t>}}</w:t>
             </w:r>
           </w:p>
           <w:p>
             <w:pPr>
               <w:spacing w:before="156" w:beforeLines="50" w:after="156" w:afterLines="50"/>
               <w:rPr>
+                <w:rFonts w:hint="eastAsia" w:eastAsia="宋体"/>
                 <w:sz w:val="24"/>
                 <w:szCs w:val="24"/>
+                <w:lang w:eastAsia="zh-CN"/>
               </w:rPr>
             </w:pPr>
             <w:r>
@@ -2943,14 +3551,41 @@
                 <w:sz w:val="24"/>
                 <w:szCs w:val="24"/>
               </w:rPr>
-              <w:t>address：{{buyerAddress}}</w:t>
+              <w:t>address：</w:t>
             </w:r>
             <w:r>
               <w:rPr>
-                <w:rFonts w:ascii="Arial Narrow" w:hAnsi="Arial Narrow"/>
+                <w:rFonts w:hint="eastAsia"/>
+                <w:sz w:val="24"/>
+                <w:szCs w:val="24"/>
+                <w:lang w:eastAsia="zh-CN"/>
+              </w:rPr>
+              <w:t>{{</w:t>
+            </w:r>
+            <w:r>
+              <w:rPr>
+                <w:rFonts w:hint="eastAsia" w:ascii="Verdana" w:hAnsi="Verdana"/>
+                <w:bCs/>
                 <w:color w:val="000000"/>
                 <w:sz w:val="20"/>
               </w:rPr>
+              <w:t>consigneeCompany</w:t>
+            </w:r>
+            <w:r>
+              <w:rPr>
+                <w:sz w:val="24"/>
+                <w:szCs w:val="24"/>
+              </w:rPr>
+              <w:t>Address</w:t>
+            </w:r>
+            <w:r>
+              <w:rPr>
+                <w:rFonts w:hint="eastAsia"/>
+                <w:sz w:val="24"/>
+                <w:szCs w:val="24"/>
+                <w:lang w:eastAsia="zh-CN"/>
+              </w:rPr>
+              <w:t>}}</w:t>
             </w:r>
           </w:p>
         </w:tc>
@@ -3034,9 +3669,6 @@
               </w:rPr>
             </w:pPr>
             <w:r>
-              <w:rPr>
-                <w:lang/>
-              </w:rPr>
               <w:drawing>
                 <wp:anchor distT="0" distB="0" distL="114300" distR="114300" simplePos="0" relativeHeight="251659264" behindDoc="1" locked="0" layoutInCell="1" allowOverlap="1">
                   <wp:simplePos x="0" y="0"/>
@@ -3115,9 +3747,10 @@
             <w:pPr>
               <w:spacing w:before="156" w:beforeLines="50" w:after="156" w:afterLines="50"/>
               <w:rPr>
-                <w:rFonts w:hint="eastAsia"/>
+                <w:rFonts w:hint="eastAsia" w:eastAsia="宋体"/>
                 <w:sz w:val="18"/>
                 <w:szCs w:val="18"/>
+                <w:lang w:eastAsia="zh-CN"/>
               </w:rPr>
             </w:pPr>
             <w:r>
@@ -3126,32 +3759,51 @@
                 <w:sz w:val="24"/>
                 <w:szCs w:val="24"/>
               </w:rPr>
-              <w:t>乙方地址.: {{sellerAddress}}</w:t>
-            </w:r>
-            <w:r>
-              <w:rPr>
-                <w:sz w:val="24"/>
-                <w:szCs w:val="24"/>
-              </w:rPr>
+              <w:t xml:space="preserve">乙方地址.: </w:t>
             </w:r>
             <w:r>
               <w:rPr>
                 <w:rFonts w:hint="eastAsia"/>
-                <w:szCs w:val="21"/>
+                <w:sz w:val="24"/>
+                <w:szCs w:val="24"/>
+                <w:lang w:eastAsia="zh-CN"/>
               </w:rPr>
+              <w:t>{{</w:t>
             </w:r>
             <w:r>
               <w:rPr>
+                <w:rFonts w:hint="eastAsia" w:ascii="Verdana" w:hAnsi="Verdana" w:cs="宋体"/>
+                <w:kern w:val="0"/>
                 <w:sz w:val="20"/>
               </w:rPr>
+              <w:t>shipperCompany</w:t>
+            </w:r>
+            <w:r>
+              <w:rPr>
+                <w:rFonts w:hint="eastAsia"/>
+                <w:sz w:val="24"/>
+                <w:szCs w:val="24"/>
+              </w:rPr>
+              <w:t>Address</w:t>
+            </w:r>
+            <w:r>
+              <w:rPr>
+                <w:rFonts w:hint="eastAsia"/>
+                <w:sz w:val="24"/>
+                <w:szCs w:val="24"/>
+                <w:lang w:eastAsia="zh-CN"/>
+              </w:rPr>
+              <w:t>}}</w:t>
             </w:r>
           </w:p>
           <w:p>
             <w:pPr>
               <w:spacing w:before="156" w:beforeLines="50" w:after="156" w:afterLines="50"/>
               <w:rPr>
+                <w:rFonts w:hint="eastAsia" w:eastAsia="宋体"/>
                 <w:sz w:val="24"/>
                 <w:szCs w:val="24"/>
+                <w:lang w:eastAsia="zh-CN"/>
               </w:rPr>
             </w:pPr>
             <w:r>
@@ -3160,12 +3812,41 @@
                 <w:sz w:val="24"/>
                 <w:szCs w:val="24"/>
               </w:rPr>
-              <w:t>address：{{sellerAddress}}</w:t>
+              <w:t>address：</w:t>
             </w:r>
             <w:r>
               <w:rPr>
+                <w:rFonts w:hint="eastAsia"/>
+                <w:sz w:val="24"/>
+                <w:szCs w:val="24"/>
+                <w:lang w:eastAsia="zh-CN"/>
+              </w:rPr>
+              <w:t>{{</w:t>
+            </w:r>
+            <w:r>
+              <w:rPr>
+                <w:rFonts w:hint="eastAsia" w:ascii="Verdana" w:hAnsi="Verdana" w:cs="宋体"/>
+                <w:kern w:val="0"/>
                 <w:sz w:val="20"/>
               </w:rPr>
+              <w:t>shipperCompany</w:t>
+            </w:r>
+            <w:r>
+              <w:rPr>
+                <w:rFonts w:hint="eastAsia"/>
+                <w:sz w:val="24"/>
+                <w:szCs w:val="24"/>
+              </w:rPr>
+              <w:t>Address</w:t>
+            </w:r>
+            <w:r>
+              <w:rPr>
+                <w:rFonts w:hint="eastAsia"/>
+                <w:sz w:val="24"/>
+                <w:szCs w:val="24"/>
+                <w:lang w:eastAsia="zh-CN"/>
+              </w:rPr>
+              <w:t>}}</w:t>
             </w:r>
           </w:p>
         </w:tc>
@@ -3193,93 +3874,87 @@
           <w:sz w:val="24"/>
           <w:szCs w:val="24"/>
         </w:rPr>
-        <w:t xml:space="preserve">Signing date of this Contract: {{contractDateEn}} (MM/ DD/ YY)             </w:t>
-      </w:r>
-      <w:r>
-        <w:rPr>
-          <w:sz w:val="24"/>
-          <w:szCs w:val="24"/>
-          <w:u w:val="single"/>
-        </w:rPr>
-      </w:r>
-      <w:r>
-        <w:rPr>
-          <w:rFonts w:hint="eastAsia"/>
-          <w:sz w:val="24"/>
-          <w:szCs w:val="24"/>
-          <w:u w:val="single"/>
-        </w:rPr>
-      </w:r>
-      <w:r>
-        <w:rPr>
-          <w:sz w:val="24"/>
-          <w:szCs w:val="24"/>
-          <w:u w:val="single"/>
-        </w:rPr>
-      </w:r>
-      <w:r>
-        <w:rPr>
-          <w:sz w:val="24"/>
-          <w:szCs w:val="24"/>
-        </w:rPr>
-      </w:r>
-    </w:p>
-    <w:p>
-      <w:pPr>
-        <w:spacing w:before="156" w:beforeLines="50" w:after="156" w:afterLines="50"/>
-        <w:rPr>
-          <w:sz w:val="24"/>
-          <w:szCs w:val="24"/>
-        </w:rPr>
-      </w:pPr>
-      <w:r>
-        <w:rPr>
-          <w:sz w:val="24"/>
-          <w:szCs w:val="24"/>
-        </w:rPr>
-        <w:t xml:space="preserve">本协议签订日期：{{contractDateCn}}   </w:t>
-      </w:r>
-      <w:r>
-        <w:rPr>
-          <w:rFonts w:hint="eastAsia"/>
-          <w:sz w:val="24"/>
-          <w:szCs w:val="24"/>
-          <w:u w:val="single"/>
-        </w:rPr>
-      </w:r>
-      <w:r>
-        <w:rPr>
-          <w:sz w:val="24"/>
-          <w:szCs w:val="24"/>
-        </w:rPr>
-      </w:r>
-      <w:r>
-        <w:rPr>
-          <w:rFonts w:hint="eastAsia"/>
-          <w:sz w:val="24"/>
-          <w:szCs w:val="24"/>
-          <w:u w:val="single"/>
-        </w:rPr>
-      </w:r>
-      <w:r>
-        <w:rPr>
-          <w:sz w:val="24"/>
-          <w:szCs w:val="24"/>
-        </w:rPr>
-      </w:r>
-      <w:r>
-        <w:rPr>
-          <w:rFonts w:hint="eastAsia"/>
-          <w:sz w:val="24"/>
-          <w:szCs w:val="24"/>
-          <w:u w:val="single"/>
-        </w:rPr>
-      </w:r>
-      <w:r>
-        <w:rPr>
-          <w:sz w:val="24"/>
-          <w:szCs w:val="24"/>
-        </w:rPr>
+        <w:t xml:space="preserve">Signing date of this Contract: </w:t>
+      </w:r>
+      <w:r>
+        <w:rPr>
+          <w:rFonts w:hint="eastAsia"/>
+          <w:sz w:val="24"/>
+          <w:szCs w:val="24"/>
+          <w:lang w:eastAsia="zh-CN"/>
+        </w:rPr>
+        <w:t>{{</w:t>
+      </w:r>
+      <w:r>
+        <w:rPr>
+          <w:sz w:val="24"/>
+          <w:szCs w:val="24"/>
+        </w:rPr>
+        <w:t>contractDateEn</w:t>
+      </w:r>
+      <w:r>
+        <w:rPr>
+          <w:rFonts w:hint="eastAsia"/>
+          <w:sz w:val="24"/>
+          <w:szCs w:val="24"/>
+          <w:lang w:eastAsia="zh-CN"/>
+        </w:rPr>
+        <w:t>}}</w:t>
+      </w:r>
+      <w:r>
+        <w:rPr>
+          <w:sz w:val="24"/>
+          <w:szCs w:val="24"/>
+        </w:rPr>
+        <w:t xml:space="preserve"> (MM/ DD/ YY)             </w:t>
+      </w:r>
+    </w:p>
+    <w:p>
+      <w:pPr>
+        <w:spacing w:before="156" w:beforeLines="50" w:after="156" w:afterLines="50"/>
+        <w:rPr>
+          <w:sz w:val="24"/>
+          <w:szCs w:val="24"/>
+        </w:rPr>
+      </w:pPr>
+      <w:r>
+        <w:rPr>
+          <w:sz w:val="24"/>
+          <w:szCs w:val="24"/>
+        </w:rPr>
+        <w:t>本协议签订日期：</w:t>
+      </w:r>
+      <w:r>
+        <w:rPr>
+          <w:rFonts w:hint="eastAsia"/>
+          <w:sz w:val="24"/>
+          <w:szCs w:val="24"/>
+          <w:lang w:eastAsia="zh-CN"/>
+        </w:rPr>
+        <w:t>{{</w:t>
+      </w:r>
+      <w:r>
+        <w:rPr>
+          <w:sz w:val="24"/>
+          <w:szCs w:val="24"/>
+        </w:rPr>
+        <w:t>contractDateCn</w:t>
+      </w:r>
+      <w:r>
+        <w:rPr>
+          <w:rFonts w:hint="eastAsia"/>
+          <w:sz w:val="24"/>
+          <w:szCs w:val="24"/>
+          <w:lang w:eastAsia="zh-CN"/>
+        </w:rPr>
+        <w:t>}}</w:t>
+      </w:r>
+      <w:r>
+        <w:rPr>
+          <w:sz w:val="24"/>
+          <w:szCs w:val="24"/>
+        </w:rPr>
+        <w:t xml:space="preserve">   </w:t>
       </w:r>
     </w:p>
     <w:p>
@@ -3696,8 +4371,8 @@
     <w:lsdException w:uiPriority="99" w:name="Normal Indent"/>
     <w:lsdException w:uiPriority="99" w:name="footnote text"/>
     <w:lsdException w:qFormat="1" w:unhideWhenUsed="0" w:uiPriority="99" w:semiHidden="0" w:name="annotation text"/>
-    <w:lsdException w:unhideWhenUsed="0" w:uiPriority="0" w:semiHidden="0" w:name="header"/>
-    <w:lsdException w:unhideWhenUsed="0" w:uiPriority="0" w:semiHidden="0" w:name="footer"/>
+    <w:lsdException w:qFormat="1" w:unhideWhenUsed="0" w:uiPriority="0" w:semiHidden="0" w:name="header"/>
+    <w:lsdException w:qFormat="1" w:unhideWhenUsed="0" w:uiPriority="0" w:semiHidden="0" w:name="footer"/>
     <w:lsdException w:uiPriority="99" w:name="index heading"/>
     <w:lsdException w:qFormat="1" w:uiPriority="35" w:name="caption"/>
     <w:lsdException w:uiPriority="99" w:name="table of figures"/>
@@ -3730,7 +4405,7 @@
     <w:lsdException w:qFormat="1" w:unhideWhenUsed="0" w:uiPriority="10" w:semiHidden="0" w:name="Title"/>
     <w:lsdException w:uiPriority="99" w:name="Closing"/>
     <w:lsdException w:uiPriority="99" w:name="Signature"/>
-    <w:lsdException w:unhideWhenUsed="0" w:uiPriority="0" w:semiHidden="0" w:name="Default Paragraph Font"/>
+    <w:lsdException w:qFormat="1" w:unhideWhenUsed="0" w:uiPriority="0" w:semiHidden="0" w:name="Default Paragraph Font"/>
     <w:lsdException w:uiPriority="99" w:name="Body Text"/>
     <w:lsdException w:uiPriority="99" w:name="Body Text Indent"/>
     <w:lsdException w:uiPriority="99" w:name="List Continue"/>
@@ -3745,31 +4420,31 @@
     <w:lsdException w:uiPriority="99" w:name="Body Text First Indent"/>
     <w:lsdException w:uiPriority="99" w:name="Body Text First Indent 2"/>
     <w:lsdException w:uiPriority="99" w:name="Note Heading"/>
-    <w:lsdException w:unhideWhenUsed="0" w:uiPriority="0" w:semiHidden="0" w:name="Body Text 2"/>
+    <w:lsdException w:qFormat="1" w:unhideWhenUsed="0" w:uiPriority="0" w:semiHidden="0" w:name="Body Text 2"/>
     <w:lsdException w:uiPriority="99" w:name="Body Text 3"/>
     <w:lsdException w:uiPriority="99" w:name="Body Text Indent 2"/>
     <w:lsdException w:uiPriority="99" w:name="Body Text Indent 3"/>
     <w:lsdException w:uiPriority="99" w:name="Block Text"/>
-    <w:lsdException w:uiPriority="99" w:semiHidden="0" w:name="Hyperlink"/>
+    <w:lsdException w:qFormat="1" w:uiPriority="99" w:semiHidden="0" w:name="Hyperlink"/>
     <w:lsdException w:uiPriority="99" w:name="FollowedHyperlink"/>
     <w:lsdException w:qFormat="1" w:unhideWhenUsed="0" w:uiPriority="22" w:semiHidden="0" w:name="Strong"/>
     <w:lsdException w:qFormat="1" w:unhideWhenUsed="0" w:uiPriority="20" w:semiHidden="0" w:name="Emphasis"/>
     <w:lsdException w:uiPriority="99" w:name="Document Map"/>
     <w:lsdException w:uiPriority="99" w:name="Plain Text"/>
     <w:lsdException w:uiPriority="99" w:name="E-mail Signature"/>
-    <w:lsdException w:uiPriority="99" w:semiHidden="0" w:name="Normal (Web)"/>
+    <w:lsdException w:qFormat="1" w:uiPriority="99" w:semiHidden="0" w:name="Normal (Web)"/>
     <w:lsdException w:uiPriority="99" w:name="HTML Acronym"/>
     <w:lsdException w:uiPriority="99" w:name="HTML Address"/>
     <w:lsdException w:uiPriority="99" w:name="HTML Cite"/>
     <w:lsdException w:uiPriority="99" w:name="HTML Code"/>
     <w:lsdException w:uiPriority="99" w:name="HTML Definition"/>
     <w:lsdException w:uiPriority="99" w:name="HTML Keyboard"/>
-    <w:lsdException w:uiPriority="99" w:semiHidden="0" w:name="HTML Preformatted"/>
+    <w:lsdException w:qFormat="1" w:uiPriority="99" w:semiHidden="0" w:name="HTML Preformatted"/>
     <w:lsdException w:uiPriority="99" w:name="HTML Sample"/>
     <w:lsdException w:uiPriority="99" w:name="HTML Typewriter"/>
     <w:lsdException w:uiPriority="99" w:name="HTML Variable"/>
-    <w:lsdException w:uiPriority="99" w:semiHidden="0" w:name="Normal Table"/>
-    <w:lsdException w:uiPriority="99" w:semiHidden="0" w:name="annotation subject"/>
+    <w:lsdException w:qFormat="1" w:uiPriority="99" w:semiHidden="0" w:name="Normal Table"/>
+    <w:lsdException w:qFormat="1" w:uiPriority="99" w:semiHidden="0" w:name="annotation subject"/>
     <w:lsdException w:uiPriority="99" w:name="Table Simple 1"/>
     <w:lsdException w:uiPriority="99" w:name="Table Simple 2"/>
     <w:lsdException w:uiPriority="99" w:name="Table Simple 3"/>
@@ -3812,8 +4487,8 @@
     <w:lsdException w:uiPriority="99" w:name="Table Web 1"/>
     <w:lsdException w:uiPriority="99" w:name="Table Web 2"/>
     <w:lsdException w:uiPriority="99" w:name="Table Web 3"/>
-    <w:lsdException w:unhideWhenUsed="0" w:uiPriority="0" w:semiHidden="0" w:name="Balloon Text"/>
-    <w:lsdException w:unhideWhenUsed="0" w:uiPriority="59" w:semiHidden="0" w:name="Table Grid"/>
+    <w:lsdException w:qFormat="1" w:unhideWhenUsed="0" w:uiPriority="0" w:semiHidden="0" w:name="Balloon Text"/>
+    <w:lsdException w:qFormat="1" w:unhideWhenUsed="0" w:uiPriority="59" w:semiHidden="0" w:name="Table Grid"/>
     <w:lsdException w:uiPriority="99" w:name="Table Theme"/>
     <w:lsdException w:unhideWhenUsed="0" w:uiPriority="60" w:semiHidden="0" w:name="Light Shading"/>
     <w:lsdException w:unhideWhenUsed="0" w:uiPriority="61" w:semiHidden="0" w:name="Light List"/>
@@ -3835,7 +4510,6 @@
     <w:lsdException w:unhideWhenUsed="0" w:uiPriority="63" w:semiHidden="0" w:name="Medium Shading 1 Accent 1"/>
     <w:lsdException w:unhideWhenUsed="0" w:uiPriority="64" w:semiHidden="0" w:name="Medium Shading 2 Accent 1"/>
     <w:lsdException w:unhideWhenUsed="0" w:uiPriority="65" w:semiHidden="0" w:name="Medium List 1 Accent 1"/>
-    <w:lsdException w:unhideWhenUsed="0" w:uiPriority="99" w:name=""/>
     <w:lsdException w:qFormat="1" w:unhideWhenUsed="0" w:uiPriority="0" w:semiHidden="0" w:name="List Paragraph"/>
     <w:lsdException w:unhideWhenUsed="0" w:uiPriority="66" w:semiHidden="0" w:name="Medium List 2 Accent 1"/>
     <w:lsdException w:unhideWhenUsed="0" w:uiPriority="67" w:semiHidden="0" w:name="Medium Grid 1 Accent 1"/>
@@ -3925,6 +4599,7 @@
       <w:jc w:val="both"/>
     </w:pPr>
     <w:rPr>
+      <w:rFonts w:ascii="Times New Roman" w:hAnsi="Times New Roman" w:eastAsia="宋体" w:cs="Times New Roman"/>
       <w:kern w:val="2"/>
       <w:sz w:val="21"/>
       <w:lang w:val="en-US" w:eastAsia="zh-CN" w:bidi="ar-SA"/>
@@ -4045,14 +4720,15 @@
   </w:style>
   <w:style w:type="character" w:default="1" w:styleId="17">
     <w:name w:val="Default Paragraph Font"/>
+    <w:qFormat/>
     <w:uiPriority w:val="0"/>
   </w:style>
   <w:style w:type="table" w:default="1" w:styleId="15">
     <w:name w:val="Normal Table"/>
     <w:unhideWhenUsed/>
+    <w:qFormat/>
     <w:uiPriority w:val="99"/>
     <w:tblPr>
-      <w:tblStyle w:val="15"/>
       <w:tblCellMar>
         <w:top w:w="0" w:type="dxa"/>
         <w:left w:w="108" w:type="dxa"/>
@@ -4074,6 +4750,7 @@
   <w:style w:type="paragraph" w:styleId="7">
     <w:name w:val="Balloon Text"/>
     <w:basedOn w:val="1"/>
+    <w:qFormat/>
     <w:uiPriority w:val="0"/>
     <w:rPr>
       <w:sz w:val="18"/>
@@ -4084,6 +4761,7 @@
     <w:name w:val="footer"/>
     <w:basedOn w:val="1"/>
     <w:link w:val="23"/>
+    <w:qFormat/>
     <w:uiPriority w:val="0"/>
     <w:pPr>
       <w:tabs>
@@ -4102,6 +4780,7 @@
     <w:name w:val="header"/>
     <w:basedOn w:val="1"/>
     <w:link w:val="24"/>
+    <w:qFormat/>
     <w:uiPriority w:val="0"/>
     <w:pPr>
       <w:pBdr>
@@ -4122,6 +4801,7 @@
   <w:style w:type="paragraph" w:styleId="10">
     <w:name w:val="Body Text 2"/>
     <w:basedOn w:val="1"/>
+    <w:qFormat/>
     <w:uiPriority w:val="0"/>
     <w:pPr>
       <w:spacing w:line="480" w:lineRule="auto"/>
@@ -4136,6 +4816,7 @@
     <w:basedOn w:val="1"/>
     <w:link w:val="22"/>
     <w:unhideWhenUsed/>
+    <w:qFormat/>
     <w:uiPriority w:val="99"/>
     <w:pPr>
       <w:widowControl/>
@@ -4170,6 +4851,7 @@
     <w:name w:val="Normal (Web)"/>
     <w:basedOn w:val="1"/>
     <w:unhideWhenUsed/>
+    <w:qFormat/>
     <w:uiPriority w:val="99"/>
     <w:rPr>
       <w:sz w:val="24"/>
@@ -4202,6 +4884,7 @@
     <w:next w:val="6"/>
     <w:link w:val="26"/>
     <w:unhideWhenUsed/>
+    <w:qFormat/>
     <w:uiPriority w:val="99"/>
     <w:rPr>
       <w:b/>
@@ -4211,9 +4894,9 @@
   <w:style w:type="table" w:styleId="16">
     <w:name w:val="Table Grid"/>
     <w:basedOn w:val="15"/>
+    <w:qFormat/>
     <w:uiPriority w:val="59"/>
     <w:tblPr>
-      <w:tblStyle w:val="15"/>
       <w:tblBorders>
         <w:top w:val="single" w:color="000000" w:sz="4" w:space="0"/>
         <w:left w:val="single" w:color="000000" w:sz="4" w:space="0"/>
@@ -4236,6 +4919,7 @@
   <w:style w:type="character" w:styleId="19">
     <w:name w:val="Hyperlink"/>
     <w:unhideWhenUsed/>
+    <w:qFormat/>
     <w:uiPriority w:val="99"/>
     <w:rPr>
       <w:color w:val="0563C1"/>
@@ -4255,6 +4939,7 @@
   <w:style w:type="character" w:customStyle="1" w:styleId="21">
     <w:name w:val="标题 9 字符"/>
     <w:link w:val="5"/>
+    <w:qFormat/>
     <w:uiPriority w:val="9"/>
     <w:rPr>
       <w:rFonts w:ascii="CG Omega" w:hAnsi="CG Omega" w:eastAsia="黑体"/>
@@ -4268,6 +4953,7 @@
     <w:name w:val="HTML 预设格式 字符"/>
     <w:link w:val="11"/>
     <w:semiHidden/>
+    <w:qFormat/>
     <w:uiPriority w:val="99"/>
     <w:rPr>
       <w:rFonts w:ascii="Courier New" w:hAnsi="Courier New" w:eastAsia="Times New Roman" w:cs="Courier New"/>
@@ -4276,6 +4962,7 @@
   <w:style w:type="character" w:customStyle="1" w:styleId="23">
     <w:name w:val="页脚 字符"/>
     <w:link w:val="8"/>
+    <w:qFormat/>
     <w:uiPriority w:val="0"/>
     <w:rPr>
       <w:kern w:val="2"/>
@@ -4286,6 +4973,7 @@
   <w:style w:type="character" w:customStyle="1" w:styleId="24">
     <w:name w:val="页眉 字符"/>
     <w:link w:val="9"/>
+    <w:qFormat/>
     <w:uiPriority w:val="0"/>
     <w:rPr>
       <w:kern w:val="2"/>
@@ -4307,11 +4995,13 @@
     <w:name w:val="批注主题 字符"/>
     <w:basedOn w:val="25"/>
     <w:link w:val="14"/>
+    <w:qFormat/>
     <w:uiPriority w:val="0"/>
   </w:style>
   <w:style w:type="character" w:customStyle="1" w:styleId="27">
     <w:name w:val="标题 7 字符"/>
     <w:link w:val="3"/>
+    <w:qFormat/>
     <w:uiPriority w:val="9"/>
     <w:rPr>
       <w:rFonts w:ascii="CG Omega" w:hAnsi="CG Omega" w:eastAsia="黑体"/>
@@ -4366,6 +5056,7 @@
   </w:style>
   <w:style w:type="character" w:customStyle="1" w:styleId="31">
     <w:name w:val="标题 Char1"/>
+    <w:qFormat/>
     <w:uiPriority w:val="10"/>
     <w:rPr>
       <w:rFonts w:ascii="Cambria" w:hAnsi="Cambria" w:cs="Times New Roman"/>
@@ -4379,6 +5070,7 @@
   <w:style w:type="character" w:customStyle="1" w:styleId="32">
     <w:name w:val="标题 8 字符"/>
     <w:link w:val="4"/>
+    <w:qFormat/>
     <w:uiPriority w:val="9"/>
     <w:rPr>
       <w:rFonts w:ascii="CG Omega" w:hAnsi="CG Omega" w:eastAsia="黑体"/>
@@ -4389,6 +5081,7 @@
   <w:style w:type="character" w:customStyle="1" w:styleId="33">
     <w:name w:val="标题 1 字符"/>
     <w:link w:val="2"/>
+    <w:qFormat/>
     <w:uiPriority w:val="9"/>
     <w:rPr>
       <w:rFonts w:ascii="Arial" w:hAnsi="Arial" w:eastAsia="黑体" w:cs="Arial"/>
@@ -4401,6 +5094,7 @@
   <w:style w:type="character" w:customStyle="1" w:styleId="34">
     <w:name w:val="Неразрешенное упоминание"/>
     <w:unhideWhenUsed/>
+    <w:qFormat/>
     <w:uiPriority w:val="99"/>
     <w:rPr>
       <w:color w:val="605E5C"/>
@@ -4419,6 +5113,7 @@
   <w:style w:type="paragraph" w:customStyle="1" w:styleId="36">
     <w:name w:val="p1"/>
     <w:basedOn w:val="1"/>
+    <w:qFormat/>
     <w:uiPriority w:val="0"/>
     <w:pPr>
       <w:spacing w:before="0" w:beforeAutospacing="0" w:after="0" w:afterAutospacing="0" w:line="380" w:lineRule="atLeast"/>
@@ -4442,17 +5137,20 @@
       <w:jc w:val="both"/>
     </w:pPr>
     <w:rPr>
+      <w:rFonts w:ascii="Times New Roman" w:hAnsi="Times New Roman" w:eastAsia="宋体" w:cs="Times New Roman"/>
       <w:kern w:val="2"/>
       <w:sz w:val="21"/>
       <w:szCs w:val="24"/>
       <w:lang w:val="en-US" w:eastAsia="zh-CN" w:bidi="ar-SA"/>
     </w:rPr>
   </w:style>
-  <w:style w:type="paragraph" w:styleId="38">
-    <w:name w:val=""/>
+  <w:style w:type="paragraph" w:customStyle="1" w:styleId="38">
+    <w:name w:val="_Style 37"/>
     <w:semiHidden/>
+    <w:qFormat/>
     <w:uiPriority w:val="99"/>
     <w:rPr>
+      <w:rFonts w:ascii="Times New Roman" w:hAnsi="Times New Roman" w:eastAsia="宋体" w:cs="Times New Roman"/>
       <w:kern w:val="2"/>
       <w:sz w:val="21"/>
       <w:lang w:val="en-US" w:eastAsia="zh-CN" w:bidi="ar-SA"/>

--- a/backend/src/main/resources/templates/temple.docx
+++ b/backend/src/main/resources/templates/temple.docx
@@ -1150,6 +1150,43 @@
           <w:sz w:val="24"/>
           <w:szCs w:val="24"/>
         </w:rPr>
+        <w:t>{{</w:t>
+      </w:r>
+      <w:r>
+        <w:rPr>
+          <w:rFonts w:hint="eastAsia"/>
+          <w:bCs/>
+          <w:sz w:val="24"/>
+          <w:szCs w:val="24"/>
+          <w:lang w:val="en-US" w:eastAsia="zh-CN"/>
+        </w:rPr>
+        <w:t>?</w:t>
+      </w:r>
+      <w:r>
+        <w:rPr>
+          <w:bCs/>
+          <w:sz w:val="24"/>
+          <w:szCs w:val="24"/>
+        </w:rPr>
+        <w:t xml:space="preserve">items}} </w:t>
+      </w:r>
+    </w:p>
+    <w:p>
+      <w:pPr>
+        <w:spacing w:before="156" w:beforeLines="50" w:after="156" w:afterLines="50"/>
+        <w:ind w:left="840"/>
+        <w:rPr>
+          <w:bCs/>
+          <w:sz w:val="24"/>
+          <w:szCs w:val="24"/>
+        </w:rPr>
+      </w:pPr>
+      <w:r>
+        <w:rPr>
+          <w:bCs/>
+          <w:sz w:val="24"/>
+          <w:szCs w:val="24"/>
+        </w:rPr>
         <w:t xml:space="preserve">sale of </w:t>
       </w:r>
       <w:r>
@@ -1236,6 +1273,43 @@
           <w:szCs w:val="24"/>
         </w:rPr>
         <w:t>的销售</w:t>
+      </w:r>
+    </w:p>
+    <w:p>
+      <w:pPr>
+        <w:spacing w:before="156" w:beforeLines="50" w:after="156" w:afterLines="50"/>
+        <w:ind w:left="840"/>
+        <w:rPr>
+          <w:bCs/>
+          <w:sz w:val="24"/>
+          <w:szCs w:val="24"/>
+        </w:rPr>
+      </w:pPr>
+      <w:r>
+        <w:rPr>
+          <w:rFonts w:hint="default"/>
+          <w:bCs/>
+          <w:sz w:val="24"/>
+          <w:szCs w:val="24"/>
+        </w:rPr>
+        <w:t>{{/</w:t>
+      </w:r>
+      <w:r>
+        <w:rPr>
+          <w:bCs/>
+          <w:sz w:val="24"/>
+          <w:szCs w:val="24"/>
+        </w:rPr>
+        <w:t>items</w:t>
+      </w:r>
+      <w:r>
+        <w:rPr>
+          <w:rFonts w:hint="default"/>
+          <w:bCs/>
+          <w:sz w:val="24"/>
+          <w:szCs w:val="24"/>
+        </w:rPr>
+        <w:t>}}</w:t>
       </w:r>
     </w:p>
     <w:p>
@@ -1485,11 +1559,49 @@
     </w:p>
     <w:p>
       <w:pPr>
+        <w:spacing w:before="156" w:beforeLines="50" w:after="156" w:afterLines="50"/>
+        <w:ind w:left="840"/>
+        <w:rPr>
+          <w:bCs/>
+          <w:sz w:val="24"/>
+          <w:szCs w:val="24"/>
+        </w:rPr>
+      </w:pPr>
+      <w:r>
+        <w:rPr>
+          <w:bCs/>
+          <w:sz w:val="24"/>
+          <w:szCs w:val="24"/>
+        </w:rPr>
+        <w:t>{{</w:t>
+      </w:r>
+      <w:r>
+        <w:rPr>
+          <w:rFonts w:hint="eastAsia"/>
+          <w:bCs/>
+          <w:sz w:val="24"/>
+          <w:szCs w:val="24"/>
+          <w:lang w:val="en-US" w:eastAsia="zh-CN"/>
+        </w:rPr>
+        <w:t>?</w:t>
+      </w:r>
+      <w:r>
+        <w:rPr>
+          <w:bCs/>
+          <w:sz w:val="24"/>
+          <w:szCs w:val="24"/>
+        </w:rPr>
+        <w:t xml:space="preserve">items}} </w:t>
+      </w:r>
+    </w:p>
+    <w:p>
+      <w:pPr>
         <w:numPr>
-          <w:ilvl w:val="1"/>
-          <w:numId w:val="2"/>
+          <w:ilvl w:val="0"/>
+          <w:numId w:val="0"/>
         </w:numPr>
         <w:spacing w:before="156" w:beforeLines="50" w:after="156" w:afterLines="50"/>
+        <w:ind w:left="420" w:leftChars="0" w:firstLine="420" w:firstLineChars="0"/>
         <w:rPr>
           <w:bCs/>
           <w:sz w:val="24"/>
@@ -1680,6 +1792,45 @@
         <w:spacing w:before="156" w:beforeLines="50" w:after="156" w:afterLines="50"/>
         <w:ind w:left="840"/>
         <w:rPr>
+          <w:bCs/>
+          <w:sz w:val="24"/>
+          <w:szCs w:val="24"/>
+        </w:rPr>
+      </w:pPr>
+      <w:r>
+        <w:rPr>
+          <w:rFonts w:hint="default"/>
+          <w:bCs/>
+          <w:sz w:val="24"/>
+          <w:szCs w:val="24"/>
+        </w:rPr>
+        <w:t>{{/</w:t>
+      </w:r>
+      <w:r>
+        <w:rPr>
+          <w:bCs/>
+          <w:sz w:val="24"/>
+          <w:szCs w:val="24"/>
+        </w:rPr>
+        <w:t>items</w:t>
+      </w:r>
+      <w:bookmarkStart w:id="5" w:name="_GoBack"/>
+      <w:bookmarkEnd w:id="5"/>
+      <w:r>
+        <w:rPr>
+          <w:rFonts w:hint="default"/>
+          <w:bCs/>
+          <w:sz w:val="24"/>
+          <w:szCs w:val="24"/>
+        </w:rPr>
+        <w:t>}}</w:t>
+      </w:r>
+    </w:p>
+    <w:p>
+      <w:pPr>
+        <w:spacing w:before="156" w:beforeLines="50" w:after="156" w:afterLines="50"/>
+        <w:ind w:left="840"/>
+        <w:rPr>
           <w:rFonts w:hint="eastAsia"/>
           <w:bCs/>
           <w:sz w:val="24"/>
@@ -1960,19 +2111,8 @@
           <w:szCs w:val="24"/>
           <w:lang w:eastAsia="zh-CN"/>
         </w:rPr>
-        <w:t>}</w:t>
-      </w:r>
-      <w:bookmarkStart w:id="5" w:name="_GoBack"/>
-      <w:r>
-        <w:rPr>
-          <w:rFonts w:hint="eastAsia"/>
-          <w:sz w:val="24"/>
-          <w:szCs w:val="24"/>
-          <w:lang w:eastAsia="zh-CN"/>
-        </w:rPr>
-        <w:t>}</w:t>
-      </w:r>
-      <w:bookmarkEnd w:id="5"/>
+        <w:t>}}</w:t>
+      </w:r>
       <w:r>
         <w:rPr>
           <w:sz w:val="24"/>
